--- a/reports/МО2 - Команда №2 - Отчет №6.docx
+++ b/reports/МО2 - Команда №2 - Отчет №6.docx
@@ -1,10 +1,10 @@
 
 <file path=word/document.xml><?xml version="1.0" encoding="utf-8"?>
-<w:document xmlns:wpc="http://schemas.microsoft.com/office/word/2010/wordprocessingCanvas" xmlns:cx="http://schemas.microsoft.com/office/drawing/2014/chartex" xmlns:cx1="http://schemas.microsoft.com/office/drawing/2015/9/8/chartex" xmlns:cx2="http://schemas.microsoft.com/office/drawing/2015/10/21/chartex" xmlns:cx3="http://schemas.microsoft.com/office/drawing/2016/5/9/chartex" xmlns:cx4="http://schemas.microsoft.com/office/drawing/2016/5/10/chartex" xmlns:cx5="http://schemas.microsoft.com/office/drawing/2016/5/11/chartex" xmlns:cx6="http://schemas.microsoft.com/office/drawing/2016/5/12/chartex" xmlns:cx7="http://schemas.microsoft.com/office/drawing/2016/5/13/chartex" xmlns:cx8="http://schemas.microsoft.com/office/drawing/2016/5/14/chartex" xmlns:mc="http://schemas.openxmlformats.org/markup-compatibility/2006" xmlns:aink="http://schemas.microsoft.com/office/drawing/2016/ink" xmlns:am3d="http://schemas.microsoft.com/office/drawing/2017/model3d" xmlns:o="urn:schemas-microsoft-com:office:office" xmlns:oel="http://schemas.microsoft.com/office/2019/extlst" xmlns:r="http://schemas.openxmlformats.org/officeDocument/2006/relationships" xmlns:m="http://schemas.openxmlformats.org/officeDocument/2006/math" xmlns:v="urn:schemas-microsoft-com:vml" xmlns:wp14="http://schemas.microsoft.com/office/word/2010/wordprocessingDrawing" xmlns:wp="http://schemas.openxmlformats.org/drawingml/2006/wordprocessingDrawing" xmlns:w10="urn:schemas-microsoft-com:office:word" xmlns:w="http://schemas.openxmlformats.org/wordprocessingml/2006/main" xmlns:w14="http://schemas.microsoft.com/office/word/2010/wordml" xmlns:w15="http://schemas.microsoft.com/office/word/2012/wordml" xmlns:w16cex="http://schemas.microsoft.com/office/word/2018/wordml/cex" xmlns:w16cid="http://schemas.microsoft.com/office/word/2016/wordml/cid" xmlns:w16="http://schemas.microsoft.com/office/word/2018/wordml" xmlns:w16du="http://schemas.microsoft.com/office/word/2023/wordml/word16du" xmlns:w16sdtdh="http://schemas.microsoft.com/office/word/2020/wordml/sdtdatahash" xmlns:w16sdtfl="http://schemas.microsoft.com/office/word/2024/wordml/sdtformatlock" xmlns:w16se="http://schemas.microsoft.com/office/word/2015/wordml/symex" xmlns:wpg="http://schemas.microsoft.com/office/word/2010/wordprocessingGroup" xmlns:wpi="http://schemas.microsoft.com/office/word/2010/wordprocessingInk" xmlns:wne="http://schemas.microsoft.com/office/word/2006/wordml" xmlns:wps="http://schemas.microsoft.com/office/word/2010/wordprocessingShape" mc:Ignorable="w14 w15 w16se w16cid w16 w16cex w16sdtdh w16sdtfl w16du wp14">
+<w:document xmlns:wpc="http://schemas.microsoft.com/office/word/2010/wordprocessingCanvas" xmlns:mc="http://schemas.openxmlformats.org/markup-compatibility/2006" xmlns:o="urn:schemas-microsoft-com:office:office" xmlns:r="http://schemas.openxmlformats.org/officeDocument/2006/relationships" xmlns:m="http://schemas.openxmlformats.org/officeDocument/2006/math" xmlns:v="urn:schemas-microsoft-com:vml" xmlns:wp14="http://schemas.microsoft.com/office/word/2010/wordprocessingDrawing" xmlns:wp="http://schemas.openxmlformats.org/drawingml/2006/wordprocessingDrawing" xmlns:w10="urn:schemas-microsoft-com:office:word" xmlns:w="http://schemas.openxmlformats.org/wordprocessingml/2006/main" xmlns:w14="http://schemas.microsoft.com/office/word/2010/wordml" xmlns:w15="http://schemas.microsoft.com/office/word/2012/wordml" xmlns:wpg="http://schemas.microsoft.com/office/word/2010/wordprocessingGroup" xmlns:wpi="http://schemas.microsoft.com/office/word/2010/wordprocessingInk" xmlns:wne="http://schemas.microsoft.com/office/word/2006/wordml" xmlns:wps="http://schemas.microsoft.com/office/word/2010/wordprocessingShape" mc:Ignorable="w14 w15 wp14">
   <w:body>
     <w:p>
       <w:pPr>
-        <w:pStyle w:val="ListParagraph"/>
+        <w:pStyle w:val="aa"/>
         <w:numPr>
           <w:ilvl w:val="0"/>
           <w:numId w:val="2"/>
@@ -97,7 +97,21 @@
         <w:rPr>
           <w:rFonts w:cs="Times New Roman"/>
         </w:rPr>
-        <w:t>• Участники (ФИО): Ибраева А.Б. Рудин В.К. Тихомиров А.К. Киреева А.И.</w:t>
+        <w:t xml:space="preserve">• Участники (ФИО): </w:t>
+      </w:r>
+      <w:proofErr w:type="spellStart"/>
+      <w:r>
+        <w:rPr>
+          <w:rFonts w:cs="Times New Roman"/>
+        </w:rPr>
+        <w:t>Ибраева</w:t>
+      </w:r>
+      <w:proofErr w:type="spellEnd"/>
+      <w:r>
+        <w:rPr>
+          <w:rFonts w:cs="Times New Roman"/>
+        </w:rPr>
+        <w:t xml:space="preserve"> А.Б. Рудин В.К. Тихомиров А.К. Киреева А.И.</w:t>
       </w:r>
     </w:p>
     <w:p>
@@ -145,12 +159,26 @@
         <w:rPr>
           <w:rFonts w:cs="Times New Roman"/>
         </w:rPr>
-        <w:t xml:space="preserve">Ссылка на репозиторий: </w:t>
+        <w:t xml:space="preserve">Ссылка на </w:t>
+      </w:r>
+      <w:proofErr w:type="spellStart"/>
+      <w:r>
+        <w:rPr>
+          <w:rFonts w:cs="Times New Roman"/>
+        </w:rPr>
+        <w:t>репозиторий</w:t>
+      </w:r>
+      <w:proofErr w:type="spellEnd"/>
+      <w:r>
+        <w:rPr>
+          <w:rFonts w:cs="Times New Roman"/>
+        </w:rPr>
+        <w:t xml:space="preserve">: </w:t>
       </w:r>
       <w:hyperlink r:id="rId5" w:history="1">
         <w:r>
           <w:rPr>
-            <w:rStyle w:val="Hyperlink"/>
+            <w:rStyle w:val="a8"/>
             <w:rFonts w:cs="Times New Roman"/>
           </w:rPr>
           <w:t>https://github.com/tixomirof/mo2_team_colabs</w:t>
@@ -187,12 +215,26 @@
         <w:rPr>
           <w:rFonts w:cs="Times New Roman"/>
         </w:rPr>
-        <w:t>в репозитории, дополнительно дублируем здесь:</w:t>
-      </w:r>
-    </w:p>
-    <w:p>
-      <w:pPr>
-        <w:pStyle w:val="ListParagraph"/>
+        <w:t xml:space="preserve">в </w:t>
+      </w:r>
+      <w:proofErr w:type="spellStart"/>
+      <w:r>
+        <w:rPr>
+          <w:rFonts w:cs="Times New Roman"/>
+        </w:rPr>
+        <w:t>репозитории</w:t>
+      </w:r>
+      <w:proofErr w:type="spellEnd"/>
+      <w:r>
+        <w:rPr>
+          <w:rFonts w:cs="Times New Roman"/>
+        </w:rPr>
+        <w:t>, дополнительно дублируем здесь:</w:t>
+      </w:r>
+    </w:p>
+    <w:p>
+      <w:pPr>
+        <w:pStyle w:val="aa"/>
         <w:numPr>
           <w:ilvl w:val="0"/>
           <w:numId w:val="12"/>
@@ -211,7 +253,7 @@
       <w:hyperlink r:id="rId6" w:history="1">
         <w:r>
           <w:rPr>
-            <w:rStyle w:val="Hyperlink"/>
+            <w:rStyle w:val="a8"/>
             <w:rFonts w:cs="Times New Roman"/>
           </w:rPr>
           <w:t>https://colab.research.google.com/drive/11AgYpzUuZy_Ktpc7nCd_w7UGwt-FRHNI?usp=sharing</w:t>
@@ -220,7 +262,7 @@
     </w:p>
     <w:p>
       <w:pPr>
-        <w:pStyle w:val="ListParagraph"/>
+        <w:pStyle w:val="aa"/>
         <w:numPr>
           <w:ilvl w:val="0"/>
           <w:numId w:val="12"/>
@@ -239,7 +281,7 @@
       <w:hyperlink r:id="rId7" w:history="1">
         <w:r>
           <w:rPr>
-            <w:rStyle w:val="Hyperlink"/>
+            <w:rStyle w:val="a8"/>
             <w:rFonts w:cs="Times New Roman"/>
           </w:rPr>
           <w:t>https://colab.research.google.com/drive/14sJc_IlwtUCXW3RceAHVgYLzW8ngsnhW?usp=sharing</w:t>
@@ -254,7 +296,7 @@
     </w:p>
     <w:p>
       <w:pPr>
-        <w:pStyle w:val="ListParagraph"/>
+        <w:pStyle w:val="aa"/>
         <w:numPr>
           <w:ilvl w:val="0"/>
           <w:numId w:val="12"/>
@@ -276,7 +318,7 @@
       <w:hyperlink r:id="rId8" w:history="1">
         <w:r>
           <w:rPr>
-            <w:rStyle w:val="Hyperlink"/>
+            <w:rStyle w:val="a8"/>
             <w:rFonts w:cs="Times New Roman"/>
           </w:rPr>
           <w:t>https://colab.research.google.com/drive/1wcih4ZdpFsoKUCdVXFZn3VDJ-F6GNrRx?usp=sharing</w:t>
@@ -285,7 +327,7 @@
     </w:p>
     <w:p>
       <w:pPr>
-        <w:pStyle w:val="ListParagraph"/>
+        <w:pStyle w:val="aa"/>
         <w:numPr>
           <w:ilvl w:val="0"/>
           <w:numId w:val="12"/>
@@ -301,7 +343,7 @@
       <w:hyperlink r:id="rId9" w:history="1">
         <w:r>
           <w:rPr>
-            <w:rStyle w:val="Hyperlink"/>
+            <w:rStyle w:val="a8"/>
           </w:rPr>
           <w:t>https://colab.research.google.com/drive/1PcwgTJXdYpkcwvLPKGymI87VwlcF9eZs?usp=sharing</w:t>
         </w:r>
@@ -312,7 +354,7 @@
     </w:p>
     <w:p>
       <w:pPr>
-        <w:pStyle w:val="ListParagraph"/>
+        <w:pStyle w:val="aa"/>
         <w:numPr>
           <w:ilvl w:val="0"/>
           <w:numId w:val="12"/>
@@ -328,7 +370,7 @@
       <w:hyperlink r:id="rId10" w:history="1">
         <w:r>
           <w:rPr>
-            <w:rStyle w:val="Hyperlink"/>
+            <w:rStyle w:val="a8"/>
           </w:rPr>
           <w:t>https://colab.research.google.com/drive/14M7Dhj5p-O0QzZYZctPdhxqtKxOC7Hzv?usp=sharing</w:t>
         </w:r>
@@ -339,7 +381,7 @@
     </w:p>
     <w:p>
       <w:pPr>
-        <w:pStyle w:val="ListParagraph"/>
+        <w:pStyle w:val="aa"/>
         <w:numPr>
           <w:ilvl w:val="0"/>
           <w:numId w:val="12"/>
@@ -358,9 +400,21 @@
       <w:hyperlink r:id="rId11" w:history="1">
         <w:r>
           <w:rPr>
-            <w:rStyle w:val="Hyperlink"/>
+            <w:rStyle w:val="a8"/>
           </w:rPr>
-          <w:t>https://colab.research.google.com/drive/1PPuHMbd_tcNurg1O0lqM-sx8y0sdfnlH?usp=sharing</w:t>
+          <w:t>https://co</w:t>
+        </w:r>
+        <w:r>
+          <w:rPr>
+            <w:rStyle w:val="a8"/>
+          </w:rPr>
+          <w:t>l</w:t>
+        </w:r>
+        <w:r>
+          <w:rPr>
+            <w:rStyle w:val="a8"/>
+          </w:rPr>
+          <w:t>ab.research.google.com/drive/1PPuHMbd_tcNurg1O0lqM-sx8y0sdfnlH?usp=sharing</w:t>
         </w:r>
       </w:hyperlink>
       <w:r>
@@ -378,7 +432,7 @@
     </w:p>
     <w:p>
       <w:pPr>
-        <w:pStyle w:val="ListParagraph"/>
+        <w:pStyle w:val="aa"/>
         <w:numPr>
           <w:ilvl w:val="0"/>
           <w:numId w:val="2"/>
@@ -392,13 +446,23 @@
           <w:sz w:val="28"/>
         </w:rPr>
       </w:pPr>
+      <w:proofErr w:type="spellStart"/>
       <w:r>
         <w:rPr>
           <w:rFonts w:cs="Times New Roman"/>
           <w:b/>
           <w:sz w:val="28"/>
         </w:rPr>
-        <w:t>Датасет и цель</w:t>
+        <w:t>Датасет</w:t>
+      </w:r>
+      <w:proofErr w:type="spellEnd"/>
+      <w:r>
+        <w:rPr>
+          <w:rFonts w:cs="Times New Roman"/>
+          <w:b/>
+          <w:sz w:val="28"/>
+        </w:rPr>
+        <w:t xml:space="preserve"> и цель</w:t>
       </w:r>
     </w:p>
     <w:p>
@@ -425,7 +489,7 @@
       <w:hyperlink r:id="rId12" w:history="1">
         <w:r>
           <w:rPr>
-            <w:rStyle w:val="Hyperlink"/>
+            <w:rStyle w:val="a8"/>
             <w:rFonts w:cs="Times New Roman"/>
             <w:shd w:val="clear" w:color="auto" w:fill="FFFFFF"/>
           </w:rPr>
@@ -466,6 +530,7 @@
         </w:rPr>
         <w:t xml:space="preserve"> (Перевод описания с </w:t>
       </w:r>
+      <w:proofErr w:type="spellStart"/>
       <w:r>
         <w:rPr>
           <w:rFonts w:cs="Times New Roman"/>
@@ -473,6 +538,7 @@
         </w:rPr>
         <w:t>kaggle</w:t>
       </w:r>
+      <w:proofErr w:type="spellEnd"/>
       <w:r>
         <w:rPr>
           <w:rFonts w:cs="Times New Roman"/>
@@ -558,16 +624,24 @@
         </w:rPr>
         <w:t xml:space="preserve"> </w:t>
       </w:r>
-      <w:r>
-        <w:rPr>
-          <w:rFonts w:cs="Times New Roman"/>
-        </w:rPr>
-        <w:t>Employed - был ли соискатель нанят</w:t>
-      </w:r>
-    </w:p>
-    <w:p>
-      <w:pPr>
-        <w:pStyle w:val="ListParagraph"/>
+      <w:proofErr w:type="spellStart"/>
+      <w:r>
+        <w:rPr>
+          <w:rFonts w:cs="Times New Roman"/>
+        </w:rPr>
+        <w:t>Employed</w:t>
+      </w:r>
+      <w:proofErr w:type="spellEnd"/>
+      <w:r>
+        <w:rPr>
+          <w:rFonts w:cs="Times New Roman"/>
+        </w:rPr>
+        <w:t xml:space="preserve"> - был ли соискатель нанят</w:t>
+      </w:r>
+    </w:p>
+    <w:p>
+      <w:pPr>
+        <w:pStyle w:val="aa"/>
         <w:numPr>
           <w:ilvl w:val="0"/>
           <w:numId w:val="2"/>
@@ -616,13 +690,23 @@
           <w:lang w:eastAsia="ru-RU"/>
         </w:rPr>
       </w:pPr>
+      <w:proofErr w:type="spellStart"/>
       <w:r>
         <w:rPr>
           <w:rFonts w:eastAsia="Times New Roman" w:cs="Times New Roman"/>
           <w:color w:val="1F1F1F"/>
           <w:lang w:eastAsia="ru-RU"/>
         </w:rPr>
-        <w:t xml:space="preserve">Age: </w:t>
+        <w:t>Age</w:t>
+      </w:r>
+      <w:proofErr w:type="spellEnd"/>
+      <w:r>
+        <w:rPr>
+          <w:rFonts w:eastAsia="Times New Roman" w:cs="Times New Roman"/>
+          <w:color w:val="1F1F1F"/>
+          <w:lang w:eastAsia="ru-RU"/>
+        </w:rPr>
+        <w:t xml:space="preserve">: </w:t>
       </w:r>
       <w:r>
         <w:rPr>
@@ -649,13 +733,23 @@
           <w:lang w:eastAsia="ru-RU"/>
         </w:rPr>
       </w:pPr>
+      <w:proofErr w:type="spellStart"/>
       <w:r>
         <w:rPr>
           <w:rFonts w:eastAsia="Times New Roman" w:cs="Times New Roman"/>
           <w:color w:val="1F1F1F"/>
           <w:lang w:eastAsia="ru-RU"/>
         </w:rPr>
-        <w:t xml:space="preserve">EdLevel: </w:t>
+        <w:t>EdLevel</w:t>
+      </w:r>
+      <w:proofErr w:type="spellEnd"/>
+      <w:r>
+        <w:rPr>
+          <w:rFonts w:eastAsia="Times New Roman" w:cs="Times New Roman"/>
+          <w:color w:val="1F1F1F"/>
+          <w:lang w:eastAsia="ru-RU"/>
+        </w:rPr>
+        <w:t xml:space="preserve">: </w:t>
       </w:r>
       <w:r>
         <w:rPr>
@@ -682,6 +776,7 @@
           <w:lang w:eastAsia="ru-RU"/>
         </w:rPr>
       </w:pPr>
+      <w:proofErr w:type="spellStart"/>
       <w:r>
         <w:rPr>
           <w:rFonts w:eastAsia="Times New Roman" w:cs="Times New Roman"/>
@@ -690,6 +785,7 @@
         </w:rPr>
         <w:t>Gender</w:t>
       </w:r>
+      <w:proofErr w:type="spellEnd"/>
       <w:r>
         <w:rPr>
           <w:rFonts w:eastAsia="Times New Roman" w:cs="Times New Roman"/>
@@ -747,13 +843,23 @@
           <w:lang w:eastAsia="ru-RU"/>
         </w:rPr>
       </w:pPr>
+      <w:proofErr w:type="spellStart"/>
       <w:r>
         <w:rPr>
           <w:rFonts w:eastAsia="Times New Roman" w:cs="Times New Roman"/>
           <w:color w:val="1F1F1F"/>
           <w:lang w:eastAsia="ru-RU"/>
         </w:rPr>
-        <w:t xml:space="preserve">MainBranch: </w:t>
+        <w:t>MainBranch</w:t>
+      </w:r>
+      <w:proofErr w:type="spellEnd"/>
+      <w:r>
+        <w:rPr>
+          <w:rFonts w:eastAsia="Times New Roman" w:cs="Times New Roman"/>
+          <w:color w:val="1F1F1F"/>
+          <w:lang w:eastAsia="ru-RU"/>
+        </w:rPr>
+        <w:t xml:space="preserve">: </w:t>
       </w:r>
       <w:r>
         <w:rPr>
@@ -780,13 +886,41 @@
           <w:lang w:eastAsia="ru-RU"/>
         </w:rPr>
       </w:pPr>
+      <w:proofErr w:type="spellStart"/>
       <w:r>
         <w:rPr>
           <w:rFonts w:eastAsia="Times New Roman" w:cs="Times New Roman"/>
           <w:color w:val="1F1F1F"/>
           <w:lang w:eastAsia="ru-RU"/>
         </w:rPr>
-        <w:t xml:space="preserve">YearsCode: num </w:t>
+        <w:t>YearsCode</w:t>
+      </w:r>
+      <w:proofErr w:type="spellEnd"/>
+      <w:r>
+        <w:rPr>
+          <w:rFonts w:eastAsia="Times New Roman" w:cs="Times New Roman"/>
+          <w:color w:val="1F1F1F"/>
+          <w:lang w:eastAsia="ru-RU"/>
+        </w:rPr>
+        <w:t xml:space="preserve">: </w:t>
+      </w:r>
+      <w:proofErr w:type="spellStart"/>
+      <w:r>
+        <w:rPr>
+          <w:rFonts w:eastAsia="Times New Roman" w:cs="Times New Roman"/>
+          <w:color w:val="1F1F1F"/>
+          <w:lang w:eastAsia="ru-RU"/>
+        </w:rPr>
+        <w:t>num</w:t>
+      </w:r>
+      <w:proofErr w:type="spellEnd"/>
+      <w:r>
+        <w:rPr>
+          <w:rFonts w:eastAsia="Times New Roman" w:cs="Times New Roman"/>
+          <w:color w:val="1F1F1F"/>
+          <w:lang w:eastAsia="ru-RU"/>
+        </w:rPr>
+        <w:t xml:space="preserve"> </w:t>
       </w:r>
       <w:r>
         <w:rPr>
@@ -794,7 +928,25 @@
           <w:color w:val="1F1F1F"/>
           <w:lang w:val="en-US" w:eastAsia="ru-RU"/>
         </w:rPr>
-        <w:t>(int), 0%</w:t>
+        <w:t>(</w:t>
+      </w:r>
+      <w:proofErr w:type="spellStart"/>
+      <w:r>
+        <w:rPr>
+          <w:rFonts w:eastAsia="Times New Roman" w:cs="Times New Roman"/>
+          <w:color w:val="1F1F1F"/>
+          <w:lang w:val="en-US" w:eastAsia="ru-RU"/>
+        </w:rPr>
+        <w:t>int</w:t>
+      </w:r>
+      <w:proofErr w:type="spellEnd"/>
+      <w:r>
+        <w:rPr>
+          <w:rFonts w:eastAsia="Times New Roman" w:cs="Times New Roman"/>
+          <w:color w:val="1F1F1F"/>
+          <w:lang w:val="en-US" w:eastAsia="ru-RU"/>
+        </w:rPr>
+        <w:t>), 0%</w:t>
       </w:r>
     </w:p>
     <w:p>
@@ -813,14 +965,25 @@
           <w:lang w:eastAsia="ru-RU"/>
         </w:rPr>
       </w:pPr>
+      <w:proofErr w:type="spellStart"/>
       <w:r>
         <w:rPr>
           <w:rFonts w:eastAsia="Times New Roman" w:cs="Times New Roman"/>
           <w:color w:val="1F1F1F"/>
           <w:lang w:eastAsia="ru-RU"/>
         </w:rPr>
-        <w:t xml:space="preserve">YearsCodePro: </w:t>
-      </w:r>
+        <w:t>YearsCodePro</w:t>
+      </w:r>
+      <w:proofErr w:type="spellEnd"/>
+      <w:r>
+        <w:rPr>
+          <w:rFonts w:eastAsia="Times New Roman" w:cs="Times New Roman"/>
+          <w:color w:val="1F1F1F"/>
+          <w:lang w:eastAsia="ru-RU"/>
+        </w:rPr>
+        <w:t xml:space="preserve">: </w:t>
+      </w:r>
+      <w:proofErr w:type="spellStart"/>
       <w:r>
         <w:rPr>
           <w:rFonts w:eastAsia="Times New Roman" w:cs="Times New Roman"/>
@@ -829,6 +992,7 @@
         </w:rPr>
         <w:t>num</w:t>
       </w:r>
+      <w:proofErr w:type="spellEnd"/>
       <w:r>
         <w:rPr>
           <w:rFonts w:eastAsia="Times New Roman" w:cs="Times New Roman"/>
@@ -837,6 +1001,7 @@
         </w:rPr>
         <w:t xml:space="preserve"> (</w:t>
       </w:r>
+      <w:proofErr w:type="spellStart"/>
       <w:r>
         <w:rPr>
           <w:rFonts w:eastAsia="Times New Roman" w:cs="Times New Roman"/>
@@ -845,6 +1010,7 @@
         </w:rPr>
         <w:t>int</w:t>
       </w:r>
+      <w:proofErr w:type="spellEnd"/>
       <w:r>
         <w:rPr>
           <w:rFonts w:eastAsia="Times New Roman" w:cs="Times New Roman"/>
@@ -878,13 +1044,41 @@
           <w:lang w:eastAsia="ru-RU"/>
         </w:rPr>
       </w:pPr>
+      <w:proofErr w:type="spellStart"/>
       <w:r>
         <w:rPr>
           <w:rFonts w:eastAsia="Times New Roman" w:cs="Times New Roman"/>
           <w:color w:val="1F1F1F"/>
           <w:lang w:eastAsia="ru-RU"/>
         </w:rPr>
-        <w:t xml:space="preserve">PreviousSalary: num </w:t>
+        <w:t>PreviousSalary</w:t>
+      </w:r>
+      <w:proofErr w:type="spellEnd"/>
+      <w:r>
+        <w:rPr>
+          <w:rFonts w:eastAsia="Times New Roman" w:cs="Times New Roman"/>
+          <w:color w:val="1F1F1F"/>
+          <w:lang w:eastAsia="ru-RU"/>
+        </w:rPr>
+        <w:t xml:space="preserve">: </w:t>
+      </w:r>
+      <w:proofErr w:type="spellStart"/>
+      <w:r>
+        <w:rPr>
+          <w:rFonts w:eastAsia="Times New Roman" w:cs="Times New Roman"/>
+          <w:color w:val="1F1F1F"/>
+          <w:lang w:eastAsia="ru-RU"/>
+        </w:rPr>
+        <w:t>num</w:t>
+      </w:r>
+      <w:proofErr w:type="spellEnd"/>
+      <w:r>
+        <w:rPr>
+          <w:rFonts w:eastAsia="Times New Roman" w:cs="Times New Roman"/>
+          <w:color w:val="1F1F1F"/>
+          <w:lang w:eastAsia="ru-RU"/>
+        </w:rPr>
+        <w:t xml:space="preserve"> </w:t>
       </w:r>
       <w:r>
         <w:rPr>
@@ -911,21 +1105,59 @@
           <w:lang w:eastAsia="ru-RU"/>
         </w:rPr>
       </w:pPr>
+      <w:proofErr w:type="spellStart"/>
       <w:r>
         <w:rPr>
           <w:rFonts w:eastAsia="Times New Roman" w:cs="Times New Roman"/>
           <w:color w:val="1F1F1F"/>
           <w:lang w:eastAsia="ru-RU"/>
         </w:rPr>
-        <w:t xml:space="preserve">ComputerSkills: </w:t>
-      </w:r>
+        <w:t>ComputerSkills</w:t>
+      </w:r>
+      <w:proofErr w:type="spellEnd"/>
+      <w:r>
+        <w:rPr>
+          <w:rFonts w:eastAsia="Times New Roman" w:cs="Times New Roman"/>
+          <w:color w:val="1F1F1F"/>
+          <w:lang w:eastAsia="ru-RU"/>
+        </w:rPr>
+        <w:t xml:space="preserve">: </w:t>
+      </w:r>
+      <w:proofErr w:type="spellStart"/>
       <w:r>
         <w:rPr>
           <w:rFonts w:eastAsia="Times New Roman" w:cs="Times New Roman"/>
           <w:color w:val="1F1F1F"/>
           <w:lang w:val="en-US" w:eastAsia="ru-RU"/>
         </w:rPr>
-        <w:t>num (int), 0%</w:t>
+        <w:t>num</w:t>
+      </w:r>
+      <w:proofErr w:type="spellEnd"/>
+      <w:r>
+        <w:rPr>
+          <w:rFonts w:eastAsia="Times New Roman" w:cs="Times New Roman"/>
+          <w:color w:val="1F1F1F"/>
+          <w:lang w:val="en-US" w:eastAsia="ru-RU"/>
+        </w:rPr>
+        <w:t xml:space="preserve"> (</w:t>
+      </w:r>
+      <w:proofErr w:type="spellStart"/>
+      <w:r>
+        <w:rPr>
+          <w:rFonts w:eastAsia="Times New Roman" w:cs="Times New Roman"/>
+          <w:color w:val="1F1F1F"/>
+          <w:lang w:val="en-US" w:eastAsia="ru-RU"/>
+        </w:rPr>
+        <w:t>int</w:t>
+      </w:r>
+      <w:proofErr w:type="spellEnd"/>
+      <w:r>
+        <w:rPr>
+          <w:rFonts w:eastAsia="Times New Roman" w:cs="Times New Roman"/>
+          <w:color w:val="1F1F1F"/>
+          <w:lang w:val="en-US" w:eastAsia="ru-RU"/>
+        </w:rPr>
+        <w:t>), 0%</w:t>
       </w:r>
     </w:p>
     <w:p>
@@ -944,13 +1176,23 @@
           <w:lang w:eastAsia="ru-RU"/>
         </w:rPr>
       </w:pPr>
+      <w:proofErr w:type="spellStart"/>
       <w:r>
         <w:rPr>
           <w:rFonts w:eastAsia="Times New Roman" w:cs="Times New Roman"/>
           <w:color w:val="1F1F1F"/>
           <w:lang w:eastAsia="ru-RU"/>
         </w:rPr>
-        <w:t xml:space="preserve">Employed: </w:t>
+        <w:t>Employed</w:t>
+      </w:r>
+      <w:proofErr w:type="spellEnd"/>
+      <w:r>
+        <w:rPr>
+          <w:rFonts w:eastAsia="Times New Roman" w:cs="Times New Roman"/>
+          <w:color w:val="1F1F1F"/>
+          <w:lang w:eastAsia="ru-RU"/>
+        </w:rPr>
+        <w:t xml:space="preserve">: </w:t>
       </w:r>
       <w:r>
         <w:rPr>
@@ -977,13 +1219,23 @@
           <w:lang w:eastAsia="ru-RU"/>
         </w:rPr>
       </w:pPr>
+      <w:proofErr w:type="spellStart"/>
       <w:r>
         <w:rPr>
           <w:rFonts w:eastAsia="Times New Roman" w:cs="Times New Roman"/>
           <w:color w:val="1F1F1F"/>
           <w:lang w:eastAsia="ru-RU"/>
         </w:rPr>
-        <w:t xml:space="preserve">HaveWorkedWith: </w:t>
+        <w:t>HaveWorkedWith</w:t>
+      </w:r>
+      <w:proofErr w:type="spellEnd"/>
+      <w:r>
+        <w:rPr>
+          <w:rFonts w:eastAsia="Times New Roman" w:cs="Times New Roman"/>
+          <w:color w:val="1F1F1F"/>
+          <w:lang w:eastAsia="ru-RU"/>
+        </w:rPr>
+        <w:t xml:space="preserve">: </w:t>
       </w:r>
       <w:r>
         <w:rPr>
@@ -1034,14 +1286,34 @@
           <w:lang w:eastAsia="ru-RU"/>
         </w:rPr>
       </w:pPr>
+      <w:proofErr w:type="spellStart"/>
       <w:r>
         <w:rPr>
           <w:rFonts w:eastAsia="Times New Roman" w:cs="Times New Roman"/>
           <w:color w:val="1F1F1F"/>
           <w:lang w:eastAsia="ru-RU"/>
         </w:rPr>
-        <w:t>Country – cat</w:t>
-      </w:r>
+        <w:t>Country</w:t>
+      </w:r>
+      <w:proofErr w:type="spellEnd"/>
+      <w:r>
+        <w:rPr>
+          <w:rFonts w:eastAsia="Times New Roman" w:cs="Times New Roman"/>
+          <w:color w:val="1F1F1F"/>
+          <w:lang w:eastAsia="ru-RU"/>
+        </w:rPr>
+        <w:t xml:space="preserve"> – </w:t>
+      </w:r>
+      <w:proofErr w:type="spellStart"/>
+      <w:r>
+        <w:rPr>
+          <w:rFonts w:eastAsia="Times New Roman" w:cs="Times New Roman"/>
+          <w:color w:val="1F1F1F"/>
+          <w:lang w:eastAsia="ru-RU"/>
+        </w:rPr>
+        <w:t>cat</w:t>
+      </w:r>
+      <w:proofErr w:type="spellEnd"/>
       <w:r>
         <w:rPr>
           <w:rFonts w:eastAsia="Times New Roman" w:cs="Times New Roman"/>
@@ -1067,13 +1339,41 @@
           <w:lang w:eastAsia="ru-RU"/>
         </w:rPr>
       </w:pPr>
+      <w:proofErr w:type="spellStart"/>
       <w:r>
         <w:rPr>
           <w:rFonts w:eastAsia="Times New Roman" w:cs="Times New Roman"/>
           <w:color w:val="1F1F1F"/>
           <w:lang w:eastAsia="ru-RU"/>
         </w:rPr>
-        <w:t>MentalHealth – cat, 0</w:t>
+        <w:t>MentalHealth</w:t>
+      </w:r>
+      <w:proofErr w:type="spellEnd"/>
+      <w:r>
+        <w:rPr>
+          <w:rFonts w:eastAsia="Times New Roman" w:cs="Times New Roman"/>
+          <w:color w:val="1F1F1F"/>
+          <w:lang w:eastAsia="ru-RU"/>
+        </w:rPr>
+        <w:t xml:space="preserve"> – </w:t>
+      </w:r>
+      <w:proofErr w:type="spellStart"/>
+      <w:r>
+        <w:rPr>
+          <w:rFonts w:eastAsia="Times New Roman" w:cs="Times New Roman"/>
+          <w:color w:val="1F1F1F"/>
+          <w:lang w:eastAsia="ru-RU"/>
+        </w:rPr>
+        <w:t>cat</w:t>
+      </w:r>
+      <w:proofErr w:type="spellEnd"/>
+      <w:r>
+        <w:rPr>
+          <w:rFonts w:eastAsia="Times New Roman" w:cs="Times New Roman"/>
+          <w:color w:val="1F1F1F"/>
+          <w:lang w:eastAsia="ru-RU"/>
+        </w:rPr>
+        <w:t>, 0</w:t>
       </w:r>
       <w:r>
         <w:rPr>
@@ -1100,14 +1400,25 @@
           <w:lang w:eastAsia="ru-RU"/>
         </w:rPr>
       </w:pPr>
+      <w:proofErr w:type="spellStart"/>
       <w:r>
         <w:rPr>
           <w:rFonts w:eastAsia="Times New Roman" w:cs="Times New Roman"/>
           <w:color w:val="1F1F1F"/>
           <w:lang w:eastAsia="ru-RU"/>
         </w:rPr>
-        <w:t>Employment – </w:t>
-      </w:r>
+        <w:t>Employment</w:t>
+      </w:r>
+      <w:proofErr w:type="spellEnd"/>
+      <w:r>
+        <w:rPr>
+          <w:rFonts w:eastAsia="Times New Roman" w:cs="Times New Roman"/>
+          <w:color w:val="1F1F1F"/>
+          <w:lang w:eastAsia="ru-RU"/>
+        </w:rPr>
+        <w:t xml:space="preserve"> – </w:t>
+      </w:r>
+      <w:proofErr w:type="spellStart"/>
       <w:r>
         <w:rPr>
           <w:rFonts w:eastAsia="Times New Roman" w:cs="Times New Roman"/>
@@ -1115,7 +1426,17 @@
           <w:color w:val="1F1F1F"/>
           <w:lang w:eastAsia="ru-RU"/>
         </w:rPr>
-        <w:t xml:space="preserve">num </w:t>
+        <w:t>num</w:t>
+      </w:r>
+      <w:proofErr w:type="spellEnd"/>
+      <w:r>
+        <w:rPr>
+          <w:rFonts w:eastAsia="Times New Roman" w:cs="Times New Roman"/>
+          <w:iCs/>
+          <w:color w:val="1F1F1F"/>
+          <w:lang w:eastAsia="ru-RU"/>
+        </w:rPr>
+        <w:t xml:space="preserve"> </w:t>
       </w:r>
       <w:r>
         <w:rPr>
@@ -1124,7 +1445,27 @@
           <w:color w:val="1F1F1F"/>
           <w:lang w:val="en-US" w:eastAsia="ru-RU"/>
         </w:rPr>
-        <w:t>(binary int), 0%</w:t>
+        <w:t xml:space="preserve">(binary </w:t>
+      </w:r>
+      <w:proofErr w:type="spellStart"/>
+      <w:r>
+        <w:rPr>
+          <w:rFonts w:eastAsia="Times New Roman" w:cs="Times New Roman"/>
+          <w:iCs/>
+          <w:color w:val="1F1F1F"/>
+          <w:lang w:val="en-US" w:eastAsia="ru-RU"/>
+        </w:rPr>
+        <w:t>int</w:t>
+      </w:r>
+      <w:proofErr w:type="spellEnd"/>
+      <w:r>
+        <w:rPr>
+          <w:rFonts w:eastAsia="Times New Roman" w:cs="Times New Roman"/>
+          <w:iCs/>
+          <w:color w:val="1F1F1F"/>
+          <w:lang w:val="en-US" w:eastAsia="ru-RU"/>
+        </w:rPr>
+        <w:t>), 0%</w:t>
       </w:r>
     </w:p>
     <w:p>
@@ -1143,14 +1484,25 @@
           <w:lang w:eastAsia="ru-RU"/>
         </w:rPr>
       </w:pPr>
+      <w:proofErr w:type="spellStart"/>
       <w:r>
         <w:rPr>
           <w:rFonts w:eastAsia="Times New Roman" w:cs="Times New Roman"/>
           <w:color w:val="1F1F1F"/>
           <w:lang w:eastAsia="ru-RU"/>
         </w:rPr>
-        <w:t>Accessibility – </w:t>
-      </w:r>
+        <w:t>Accessibility</w:t>
+      </w:r>
+      <w:proofErr w:type="spellEnd"/>
+      <w:r>
+        <w:rPr>
+          <w:rFonts w:eastAsia="Times New Roman" w:cs="Times New Roman"/>
+          <w:color w:val="1F1F1F"/>
+          <w:lang w:eastAsia="ru-RU"/>
+        </w:rPr>
+        <w:t xml:space="preserve"> – </w:t>
+      </w:r>
+      <w:proofErr w:type="spellStart"/>
       <w:r>
         <w:rPr>
           <w:rFonts w:eastAsia="Times New Roman" w:cs="Times New Roman"/>
@@ -1158,7 +1510,17 @@
           <w:color w:val="1F1F1F"/>
           <w:lang w:eastAsia="ru-RU"/>
         </w:rPr>
-        <w:t xml:space="preserve">num </w:t>
+        <w:t>num</w:t>
+      </w:r>
+      <w:proofErr w:type="spellEnd"/>
+      <w:r>
+        <w:rPr>
+          <w:rFonts w:eastAsia="Times New Roman" w:cs="Times New Roman"/>
+          <w:iCs/>
+          <w:color w:val="1F1F1F"/>
+          <w:lang w:eastAsia="ru-RU"/>
+        </w:rPr>
+        <w:t xml:space="preserve"> </w:t>
       </w:r>
       <w:r>
         <w:rPr>
@@ -1167,7 +1529,27 @@
           <w:color w:val="1F1F1F"/>
           <w:lang w:val="en-US" w:eastAsia="ru-RU"/>
         </w:rPr>
-        <w:t>(binary int), 0%</w:t>
+        <w:t xml:space="preserve">(binary </w:t>
+      </w:r>
+      <w:proofErr w:type="spellStart"/>
+      <w:r>
+        <w:rPr>
+          <w:rFonts w:eastAsia="Times New Roman" w:cs="Times New Roman"/>
+          <w:iCs/>
+          <w:color w:val="1F1F1F"/>
+          <w:lang w:val="en-US" w:eastAsia="ru-RU"/>
+        </w:rPr>
+        <w:t>int</w:t>
+      </w:r>
+      <w:proofErr w:type="spellEnd"/>
+      <w:r>
+        <w:rPr>
+          <w:rFonts w:eastAsia="Times New Roman" w:cs="Times New Roman"/>
+          <w:iCs/>
+          <w:color w:val="1F1F1F"/>
+          <w:lang w:val="en-US" w:eastAsia="ru-RU"/>
+        </w:rPr>
+        <w:t>), 0%</w:t>
       </w:r>
     </w:p>
     <w:p>
@@ -1209,6 +1591,7 @@
         </w:rPr>
         <w:t xml:space="preserve">много уникальных значений (&gt;100); </w:t>
       </w:r>
+      <w:proofErr w:type="spellStart"/>
       <w:r>
         <w:rPr>
           <w:rFonts w:cs="Times New Roman"/>
@@ -1216,6 +1599,7 @@
         </w:rPr>
         <w:t>HaveWorkedWith</w:t>
       </w:r>
+      <w:proofErr w:type="spellEnd"/>
       <w:r>
         <w:rPr>
           <w:rFonts w:cs="Times New Roman"/>
@@ -1231,12 +1615,48 @@
           <w:rFonts w:cs="Times New Roman"/>
         </w:rPr>
       </w:pPr>
+      <w:proofErr w:type="spellStart"/>
       <w:r>
         <w:rPr>
           <w:rFonts w:cs="Times New Roman"/>
         </w:rPr>
         <w:lastRenderedPageBreak/>
-        <w:t xml:space="preserve">ComputerSkills равно количеству технологий, перечисленных в HaveWorkedWith. Следовательно, ComputerSkills </w:t>
+        <w:t>ComputerSkills</w:t>
+      </w:r>
+      <w:proofErr w:type="spellEnd"/>
+      <w:r>
+        <w:rPr>
+          <w:rFonts w:cs="Times New Roman"/>
+        </w:rPr>
+        <w:t xml:space="preserve"> равно количеству технологий, перечисленных в </w:t>
+      </w:r>
+      <w:proofErr w:type="spellStart"/>
+      <w:r>
+        <w:rPr>
+          <w:rFonts w:cs="Times New Roman"/>
+        </w:rPr>
+        <w:t>HaveWorkedWith</w:t>
+      </w:r>
+      <w:proofErr w:type="spellEnd"/>
+      <w:r>
+        <w:rPr>
+          <w:rFonts w:cs="Times New Roman"/>
+        </w:rPr>
+        <w:t xml:space="preserve">. Следовательно, </w:t>
+      </w:r>
+      <w:proofErr w:type="spellStart"/>
+      <w:r>
+        <w:rPr>
+          <w:rFonts w:cs="Times New Roman"/>
+        </w:rPr>
+        <w:t>ComputerSkills</w:t>
+      </w:r>
+      <w:proofErr w:type="spellEnd"/>
+      <w:r>
+        <w:rPr>
+          <w:rFonts w:cs="Times New Roman"/>
+        </w:rPr>
+        <w:t xml:space="preserve"> </w:t>
       </w:r>
       <w:r>
         <w:rPr>
@@ -1248,12 +1668,26 @@
         <w:rPr>
           <w:rFonts w:cs="Times New Roman"/>
         </w:rPr>
-        <w:t>искусственно введенный признак на основе HaveWorkedWith.</w:t>
-      </w:r>
-    </w:p>
-    <w:p>
-      <w:pPr>
-        <w:pStyle w:val="ListParagraph"/>
+        <w:t xml:space="preserve">искусственно введенный признак на основе </w:t>
+      </w:r>
+      <w:proofErr w:type="spellStart"/>
+      <w:r>
+        <w:rPr>
+          <w:rFonts w:cs="Times New Roman"/>
+        </w:rPr>
+        <w:t>HaveWorkedWith</w:t>
+      </w:r>
+      <w:proofErr w:type="spellEnd"/>
+      <w:r>
+        <w:rPr>
+          <w:rFonts w:cs="Times New Roman"/>
+        </w:rPr>
+        <w:t>.</w:t>
+      </w:r>
+    </w:p>
+    <w:p>
+      <w:pPr>
+        <w:pStyle w:val="aa"/>
         <w:numPr>
           <w:ilvl w:val="1"/>
           <w:numId w:val="1"/>
@@ -1273,12 +1707,56 @@
           <w:sz w:val="28"/>
           <w:szCs w:val="28"/>
         </w:rPr>
-        <w:t>Пропуски (Missing Data)</w:t>
-      </w:r>
-    </w:p>
-    <w:p>
-      <w:pPr>
-        <w:pStyle w:val="ListParagraph"/>
+        <w:t>Пропуски (</w:t>
+      </w:r>
+      <w:proofErr w:type="spellStart"/>
+      <w:r>
+        <w:rPr>
+          <w:rFonts w:cs="Times New Roman"/>
+          <w:b/>
+          <w:bCs/>
+          <w:sz w:val="28"/>
+          <w:szCs w:val="28"/>
+        </w:rPr>
+        <w:t>Missing</w:t>
+      </w:r>
+      <w:proofErr w:type="spellEnd"/>
+      <w:r>
+        <w:rPr>
+          <w:rFonts w:cs="Times New Roman"/>
+          <w:b/>
+          <w:bCs/>
+          <w:sz w:val="28"/>
+          <w:szCs w:val="28"/>
+        </w:rPr>
+        <w:t> </w:t>
+      </w:r>
+      <w:proofErr w:type="spellStart"/>
+      <w:r>
+        <w:rPr>
+          <w:rFonts w:cs="Times New Roman"/>
+          <w:b/>
+          <w:bCs/>
+          <w:sz w:val="28"/>
+          <w:szCs w:val="28"/>
+        </w:rPr>
+        <w:t>Data</w:t>
+      </w:r>
+      <w:proofErr w:type="spellEnd"/>
+      <w:r>
+        <w:rPr>
+          <w:rFonts w:cs="Times New Roman"/>
+          <w:b/>
+          <w:bCs/>
+          <w:sz w:val="28"/>
+          <w:szCs w:val="28"/>
+        </w:rPr>
+        <w:t>)</w:t>
+      </w:r>
+    </w:p>
+    <w:p>
+      <w:pPr>
+        <w:pStyle w:val="aa"/>
         <w:spacing w:after="120" w:line="240" w:lineRule="auto"/>
         <w:ind w:left="0"/>
         <w:jc w:val="both"/>
@@ -1292,13 +1770,35 @@
         <w:rPr>
           <w:rFonts w:cs="Times New Roman"/>
         </w:rPr>
-        <w:t xml:space="preserve">Изначально в нашем датасете были пропуске только по одному столбцу </w:t>
-      </w:r>
-      <w:r>
-        <w:rPr>
-          <w:rFonts w:cs="Times New Roman"/>
-        </w:rPr>
-        <w:t xml:space="preserve">HaveWorkedWith менее 1% (≈0,09%), </w:t>
+        <w:t xml:space="preserve">Изначально в нашем </w:t>
+      </w:r>
+      <w:proofErr w:type="spellStart"/>
+      <w:r>
+        <w:rPr>
+          <w:rFonts w:cs="Times New Roman"/>
+        </w:rPr>
+        <w:t>датасете</w:t>
+      </w:r>
+      <w:proofErr w:type="spellEnd"/>
+      <w:r>
+        <w:rPr>
+          <w:rFonts w:cs="Times New Roman"/>
+        </w:rPr>
+        <w:t xml:space="preserve"> были пропуске только по одному столбцу </w:t>
+      </w:r>
+      <w:proofErr w:type="spellStart"/>
+      <w:r>
+        <w:rPr>
+          <w:rFonts w:cs="Times New Roman"/>
+        </w:rPr>
+        <w:t>HaveWorkedWith</w:t>
+      </w:r>
+      <w:proofErr w:type="spellEnd"/>
+      <w:r>
+        <w:rPr>
+          <w:rFonts w:cs="Times New Roman"/>
+        </w:rPr>
+        <w:t xml:space="preserve"> менее 1% (≈0,09%), </w:t>
       </w:r>
       <w:r>
         <w:rPr>
@@ -1312,26 +1812,82 @@
         </w:rPr>
         <w:t xml:space="preserve">. Пропуски составляют 1% данных у признаков </w:t>
       </w:r>
+      <w:proofErr w:type="spellStart"/>
       <w:r>
         <w:rPr>
           <w:rFonts w:eastAsia="Times New Roman" w:cs="Times New Roman"/>
           <w:color w:val="1F1F1F"/>
           <w:lang w:eastAsia="ru-RU"/>
         </w:rPr>
-        <w:t>YearsCode, YearsCodePro, PreviousSalary, EdLevel</w:t>
-      </w:r>
+        <w:t>YearsCode</w:t>
+      </w:r>
+      <w:proofErr w:type="spellEnd"/>
       <w:r>
         <w:rPr>
           <w:rFonts w:eastAsia="Times New Roman" w:cs="Times New Roman"/>
           <w:color w:val="1F1F1F"/>
           <w:lang w:eastAsia="ru-RU"/>
         </w:rPr>
+        <w:t xml:space="preserve">, </w:t>
+      </w:r>
+      <w:proofErr w:type="spellStart"/>
+      <w:r>
+        <w:rPr>
+          <w:rFonts w:eastAsia="Times New Roman" w:cs="Times New Roman"/>
+          <w:color w:val="1F1F1F"/>
+          <w:lang w:eastAsia="ru-RU"/>
+        </w:rPr>
+        <w:t>YearsCodePro</w:t>
+      </w:r>
+      <w:proofErr w:type="spellEnd"/>
+      <w:r>
+        <w:rPr>
+          <w:rFonts w:eastAsia="Times New Roman" w:cs="Times New Roman"/>
+          <w:color w:val="1F1F1F"/>
+          <w:lang w:eastAsia="ru-RU"/>
+        </w:rPr>
+        <w:t xml:space="preserve">, </w:t>
+      </w:r>
+      <w:proofErr w:type="spellStart"/>
+      <w:r>
+        <w:rPr>
+          <w:rFonts w:eastAsia="Times New Roman" w:cs="Times New Roman"/>
+          <w:color w:val="1F1F1F"/>
+          <w:lang w:eastAsia="ru-RU"/>
+        </w:rPr>
+        <w:t>PreviousSalary</w:t>
+      </w:r>
+      <w:proofErr w:type="spellEnd"/>
+      <w:r>
+        <w:rPr>
+          <w:rFonts w:eastAsia="Times New Roman" w:cs="Times New Roman"/>
+          <w:color w:val="1F1F1F"/>
+          <w:lang w:eastAsia="ru-RU"/>
+        </w:rPr>
+        <w:t xml:space="preserve">, </w:t>
+      </w:r>
+      <w:proofErr w:type="spellStart"/>
+      <w:r>
+        <w:rPr>
+          <w:rFonts w:eastAsia="Times New Roman" w:cs="Times New Roman"/>
+          <w:color w:val="1F1F1F"/>
+          <w:lang w:eastAsia="ru-RU"/>
+        </w:rPr>
+        <w:t>EdLevel</w:t>
+      </w:r>
+      <w:proofErr w:type="spellEnd"/>
+      <w:r>
+        <w:rPr>
+          <w:rFonts w:eastAsia="Times New Roman" w:cs="Times New Roman"/>
+          <w:color w:val="1F1F1F"/>
+          <w:lang w:eastAsia="ru-RU"/>
+        </w:rPr>
         <w:t>.</w:t>
       </w:r>
     </w:p>
     <w:p>
       <w:pPr>
-        <w:pStyle w:val="ListParagraph"/>
+        <w:pStyle w:val="aa"/>
         <w:numPr>
           <w:ilvl w:val="0"/>
           <w:numId w:val="5"/>
@@ -1343,16 +1899,38 @@
           <w:rFonts w:cs="Times New Roman"/>
         </w:rPr>
       </w:pPr>
-      <w:r>
-        <w:rPr>
-          <w:rFonts w:cs="Times New Roman"/>
-        </w:rPr>
-        <w:t>YearsCode - можно было бы объяснить пропуск тем, что опыт работы отсутствует, однако в датасете присутствует значение "0" (в ячейке ниже это проверяется), поэтому строки со значениями NULL удалим;</w:t>
-      </w:r>
-    </w:p>
-    <w:p>
-      <w:pPr>
-        <w:pStyle w:val="ListParagraph"/>
+      <w:proofErr w:type="spellStart"/>
+      <w:r>
+        <w:rPr>
+          <w:rFonts w:cs="Times New Roman"/>
+        </w:rPr>
+        <w:t>YearsCode</w:t>
+      </w:r>
+      <w:proofErr w:type="spellEnd"/>
+      <w:r>
+        <w:rPr>
+          <w:rFonts w:cs="Times New Roman"/>
+        </w:rPr>
+        <w:t xml:space="preserve"> - можно было бы объяснить пропуск тем, что опыт работы отсутствует, однако в </w:t>
+      </w:r>
+      <w:proofErr w:type="spellStart"/>
+      <w:r>
+        <w:rPr>
+          <w:rFonts w:cs="Times New Roman"/>
+        </w:rPr>
+        <w:t>датасете</w:t>
+      </w:r>
+      <w:proofErr w:type="spellEnd"/>
+      <w:r>
+        <w:rPr>
+          <w:rFonts w:cs="Times New Roman"/>
+        </w:rPr>
+        <w:t xml:space="preserve"> присутствует значение "0" (в ячейке ниже это проверяется), поэтому строки со значениями NULL удалим;</w:t>
+      </w:r>
+    </w:p>
+    <w:p>
+      <w:pPr>
+        <w:pStyle w:val="aa"/>
         <w:numPr>
           <w:ilvl w:val="0"/>
           <w:numId w:val="5"/>
@@ -1364,16 +1942,24 @@
           <w:rFonts w:cs="Times New Roman"/>
         </w:rPr>
       </w:pPr>
-      <w:r>
-        <w:rPr>
-          <w:rFonts w:cs="Times New Roman"/>
-        </w:rPr>
-        <w:t>Age - столбец имеет всего два значения: больше 35 или нет. Пропуск никак не интерпретируется, удаляем;</w:t>
-      </w:r>
-    </w:p>
-    <w:p>
-      <w:pPr>
-        <w:pStyle w:val="ListParagraph"/>
+      <w:proofErr w:type="spellStart"/>
+      <w:r>
+        <w:rPr>
+          <w:rFonts w:cs="Times New Roman"/>
+        </w:rPr>
+        <w:t>Age</w:t>
+      </w:r>
+      <w:proofErr w:type="spellEnd"/>
+      <w:r>
+        <w:rPr>
+          <w:rFonts w:cs="Times New Roman"/>
+        </w:rPr>
+        <w:t> - столбец имеет всего два значения: больше 35 или нет. Пропуск никак не интерпретируется, удаляем;</w:t>
+      </w:r>
+    </w:p>
+    <w:p>
+      <w:pPr>
+        <w:pStyle w:val="aa"/>
         <w:numPr>
           <w:ilvl w:val="0"/>
           <w:numId w:val="5"/>
@@ -1385,16 +1971,38 @@
           <w:rFonts w:cs="Times New Roman"/>
         </w:rPr>
       </w:pPr>
-      <w:r>
-        <w:rPr>
-          <w:rFonts w:cs="Times New Roman"/>
-        </w:rPr>
-        <w:t>EdLevel - признак может иметь значение 'Other' для всех остальных случаев, поэтому NULL не объясним здесь, удаляем;</w:t>
-      </w:r>
-    </w:p>
-    <w:p>
-      <w:pPr>
-        <w:pStyle w:val="ListParagraph"/>
+      <w:proofErr w:type="spellStart"/>
+      <w:r>
+        <w:rPr>
+          <w:rFonts w:cs="Times New Roman"/>
+        </w:rPr>
+        <w:t>EdLevel</w:t>
+      </w:r>
+      <w:proofErr w:type="spellEnd"/>
+      <w:r>
+        <w:rPr>
+          <w:rFonts w:cs="Times New Roman"/>
+        </w:rPr>
+        <w:t> - признак может иметь значение '</w:t>
+      </w:r>
+      <w:proofErr w:type="spellStart"/>
+      <w:r>
+        <w:rPr>
+          <w:rFonts w:cs="Times New Roman"/>
+        </w:rPr>
+        <w:t>Other</w:t>
+      </w:r>
+      <w:proofErr w:type="spellEnd"/>
+      <w:r>
+        <w:rPr>
+          <w:rFonts w:cs="Times New Roman"/>
+        </w:rPr>
+        <w:t>' для всех остальных случаев, поэтому NULL не объясним здесь, удаляем;</w:t>
+      </w:r>
+    </w:p>
+    <w:p>
+      <w:pPr>
+        <w:pStyle w:val="aa"/>
         <w:numPr>
           <w:ilvl w:val="0"/>
           <w:numId w:val="5"/>
@@ -1406,23 +2014,59 @@
           <w:rFonts w:cs="Times New Roman"/>
         </w:rPr>
       </w:pPr>
-      <w:r>
-        <w:rPr>
-          <w:rFonts w:cs="Times New Roman"/>
-        </w:rPr>
-        <w:t xml:space="preserve">PreviousSalary - </w:t>
-      </w:r>
-      <w:r>
-        <w:rPr>
-          <w:rFonts w:cs="Times New Roman"/>
-        </w:rPr>
-        <w:t xml:space="preserve">не имеет значений "0". Однако минимальное значение этого признака указано "1" в data.describe(). </w:t>
-      </w:r>
-      <w:r>
-        <w:rPr>
-          <w:rFonts w:cs="Times New Roman"/>
-        </w:rPr>
-        <w:t xml:space="preserve">Здесь все получается неоднозначно, в датасете у каждого соискателя есть предыдущая зарплата, даже когда опыт работы указан нулевой. Пока что как-то интерпретировать адекватно этот столбец не удалось. </w:t>
+      <w:proofErr w:type="spellStart"/>
+      <w:r>
+        <w:rPr>
+          <w:rFonts w:cs="Times New Roman"/>
+        </w:rPr>
+        <w:t>PreviousSalary</w:t>
+      </w:r>
+      <w:proofErr w:type="spellEnd"/>
+      <w:r>
+        <w:rPr>
+          <w:rFonts w:cs="Times New Roman"/>
+        </w:rPr>
+        <w:t xml:space="preserve"> - </w:t>
+      </w:r>
+      <w:r>
+        <w:rPr>
+          <w:rFonts w:cs="Times New Roman"/>
+        </w:rPr>
+        <w:t xml:space="preserve">не имеет значений "0". Однако минимальное значение этого признака указано "1" в </w:t>
+      </w:r>
+      <w:proofErr w:type="spellStart"/>
+      <w:r>
+        <w:rPr>
+          <w:rFonts w:cs="Times New Roman"/>
+        </w:rPr>
+        <w:t>data.describe</w:t>
+      </w:r>
+      <w:proofErr w:type="spellEnd"/>
+      <w:r>
+        <w:rPr>
+          <w:rFonts w:cs="Times New Roman"/>
+        </w:rPr>
+        <w:t xml:space="preserve">(). </w:t>
+      </w:r>
+      <w:r>
+        <w:rPr>
+          <w:rFonts w:cs="Times New Roman"/>
+        </w:rPr>
+        <w:t xml:space="preserve">Здесь все получается неоднозначно, в </w:t>
+      </w:r>
+      <w:proofErr w:type="spellStart"/>
+      <w:r>
+        <w:rPr>
+          <w:rFonts w:cs="Times New Roman"/>
+        </w:rPr>
+        <w:t>датасете</w:t>
+      </w:r>
+      <w:proofErr w:type="spellEnd"/>
+      <w:r>
+        <w:rPr>
+          <w:rFonts w:cs="Times New Roman"/>
+        </w:rPr>
+        <w:t xml:space="preserve"> у каждого соискателя есть предыдущая зарплата, даже когда опыт работы указан нулевой. Пока что как-то интерпретировать адекватно этот столбец не удалось. </w:t>
       </w:r>
       <w:r>
         <w:rPr>
@@ -1433,7 +2077,7 @@
     </w:p>
     <w:p>
       <w:pPr>
-        <w:pStyle w:val="ListParagraph"/>
+        <w:pStyle w:val="aa"/>
         <w:spacing w:after="120" w:line="240" w:lineRule="auto"/>
         <w:ind w:left="1440"/>
         <w:jc w:val="both"/>
@@ -1444,7 +2088,7 @@
     </w:p>
     <w:p>
       <w:pPr>
-        <w:pStyle w:val="ListParagraph"/>
+        <w:pStyle w:val="aa"/>
         <w:numPr>
           <w:ilvl w:val="1"/>
           <w:numId w:val="1"/>
@@ -1467,7 +2111,29 @@
           <w:sz w:val="28"/>
           <w:szCs w:val="28"/>
         </w:rPr>
-        <w:t>Выбросы (Outliers)</w:t>
+        <w:t>Выбросы (</w:t>
+      </w:r>
+      <w:proofErr w:type="spellStart"/>
+      <w:r>
+        <w:rPr>
+          <w:rFonts w:eastAsia="Times New Roman" w:cs="Times New Roman"/>
+          <w:b/>
+          <w:bCs/>
+          <w:sz w:val="28"/>
+          <w:szCs w:val="28"/>
+        </w:rPr>
+        <w:t>Outliers</w:t>
+      </w:r>
+      <w:proofErr w:type="spellEnd"/>
+      <w:r>
+        <w:rPr>
+          <w:rFonts w:eastAsia="Times New Roman" w:cs="Times New Roman"/>
+          <w:b/>
+          <w:bCs/>
+          <w:sz w:val="28"/>
+          <w:szCs w:val="28"/>
+        </w:rPr>
+        <w:t>)</w:t>
       </w:r>
     </w:p>
     <w:p>
@@ -1492,7 +2158,55 @@
           <w:rFonts w:cs="Times New Roman"/>
           <w:szCs w:val="28"/>
         </w:rPr>
-        <w:t>. Значения, наиболее похожими на выброс, наблюдаются в признаке ComputerSkills. Проверка гипотезы осуществлялась с использованием графика зависимости ComputerSkills и Employed. Наличие выбросов не подтвердилось.</w:t>
+        <w:t xml:space="preserve">. Значения, наиболее похожими на выброс, наблюдаются в признаке </w:t>
+      </w:r>
+      <w:proofErr w:type="spellStart"/>
+      <w:r>
+        <w:rPr>
+          <w:rFonts w:cs="Times New Roman"/>
+          <w:szCs w:val="28"/>
+        </w:rPr>
+        <w:t>ComputerSkills</w:t>
+      </w:r>
+      <w:proofErr w:type="spellEnd"/>
+      <w:r>
+        <w:rPr>
+          <w:rFonts w:cs="Times New Roman"/>
+          <w:szCs w:val="28"/>
+        </w:rPr>
+        <w:t xml:space="preserve">. Проверка гипотезы осуществлялась с использованием графика зависимости </w:t>
+      </w:r>
+      <w:proofErr w:type="spellStart"/>
+      <w:r>
+        <w:rPr>
+          <w:rFonts w:cs="Times New Roman"/>
+          <w:szCs w:val="28"/>
+        </w:rPr>
+        <w:t>ComputerSkills</w:t>
+      </w:r>
+      <w:proofErr w:type="spellEnd"/>
+      <w:r>
+        <w:rPr>
+          <w:rFonts w:cs="Times New Roman"/>
+          <w:szCs w:val="28"/>
+        </w:rPr>
+        <w:t xml:space="preserve"> и </w:t>
+      </w:r>
+      <w:proofErr w:type="spellStart"/>
+      <w:r>
+        <w:rPr>
+          <w:rFonts w:cs="Times New Roman"/>
+          <w:szCs w:val="28"/>
+        </w:rPr>
+        <w:t>Employed</w:t>
+      </w:r>
+      <w:proofErr w:type="spellEnd"/>
+      <w:r>
+        <w:rPr>
+          <w:rFonts w:cs="Times New Roman"/>
+          <w:szCs w:val="28"/>
+        </w:rPr>
+        <w:t>. Наличие выбросов не подтвердилось.</w:t>
       </w:r>
     </w:p>
     <w:p>
@@ -1515,7 +2229,7 @@
     </w:p>
     <w:p>
       <w:pPr>
-        <w:pStyle w:val="ListParagraph"/>
+        <w:pStyle w:val="aa"/>
         <w:numPr>
           <w:ilvl w:val="0"/>
           <w:numId w:val="11"/>
@@ -1537,7 +2251,7 @@
     </w:p>
     <w:p>
       <w:pPr>
-        <w:pStyle w:val="ListParagraph"/>
+        <w:pStyle w:val="aa"/>
         <w:numPr>
           <w:ilvl w:val="0"/>
           <w:numId w:val="11"/>
@@ -1559,7 +2273,7 @@
     </w:p>
     <w:p>
       <w:pPr>
-        <w:pStyle w:val="ListParagraph"/>
+        <w:pStyle w:val="aa"/>
         <w:numPr>
           <w:ilvl w:val="0"/>
           <w:numId w:val="11"/>
@@ -1591,7 +2305,7 @@
     </w:p>
     <w:p>
       <w:pPr>
-        <w:pStyle w:val="ListParagraph"/>
+        <w:pStyle w:val="aa"/>
         <w:numPr>
           <w:ilvl w:val="1"/>
           <w:numId w:val="1"/>
@@ -1642,7 +2356,23 @@
           <w:rFonts w:cs="Times New Roman"/>
           <w:lang w:val="en-US"/>
         </w:rPr>
-        <w:t>, Gender, EdLevel, Accessibility</w:t>
+        <w:t xml:space="preserve">, Gender, </w:t>
+      </w:r>
+      <w:proofErr w:type="spellStart"/>
+      <w:r>
+        <w:rPr>
+          <w:rFonts w:cs="Times New Roman"/>
+          <w:lang w:val="en-US"/>
+        </w:rPr>
+        <w:t>EdLevel</w:t>
+      </w:r>
+      <w:proofErr w:type="spellEnd"/>
+      <w:r>
+        <w:rPr>
+          <w:rFonts w:cs="Times New Roman"/>
+          <w:lang w:val="en-US"/>
+        </w:rPr>
+        <w:t>, Accessibility</w:t>
       </w:r>
       <w:r>
         <w:rPr>
@@ -1671,7 +2401,21 @@
         <w:rPr>
           <w:rFonts w:cs="Times New Roman"/>
         </w:rPr>
-        <w:t>При проведении анализа связь категориальных признаков с целевой переменной Employed были выявлены следующие закономерности</w:t>
+        <w:t xml:space="preserve">При проведении анализа связь категориальных признаков с целевой переменной </w:t>
+      </w:r>
+      <w:proofErr w:type="spellStart"/>
+      <w:r>
+        <w:rPr>
+          <w:rFonts w:cs="Times New Roman"/>
+        </w:rPr>
+        <w:t>Employed</w:t>
+      </w:r>
+      <w:proofErr w:type="spellEnd"/>
+      <w:r>
+        <w:rPr>
+          <w:rFonts w:cs="Times New Roman"/>
+        </w:rPr>
+        <w:t xml:space="preserve"> были выявлены следующие закономерности</w:t>
       </w:r>
       <w:r>
         <w:rPr>
@@ -1688,7 +2432,7 @@
     </w:p>
     <w:p>
       <w:pPr>
-        <w:pStyle w:val="ListParagraph"/>
+        <w:pStyle w:val="aa"/>
         <w:numPr>
           <w:ilvl w:val="0"/>
           <w:numId w:val="4"/>
@@ -1701,12 +2445,14 @@
           <w:rFonts w:cs="Times New Roman"/>
         </w:rPr>
       </w:pPr>
+      <w:proofErr w:type="spellStart"/>
       <w:r>
         <w:rPr>
           <w:rFonts w:cs="Times New Roman"/>
         </w:rPr>
         <w:t>EdLevel</w:t>
       </w:r>
+      <w:proofErr w:type="spellEnd"/>
       <w:r>
         <w:rPr>
           <w:rFonts w:cs="Times New Roman"/>
@@ -1717,12 +2463,26 @@
         <w:rPr>
           <w:rFonts w:cs="Times New Roman"/>
         </w:rPr>
-        <w:t>если человек является PhD (доктор наук), то он в большинстве случаев не трудоустраивается.</w:t>
-      </w:r>
-    </w:p>
-    <w:p>
-      <w:pPr>
-        <w:pStyle w:val="ListParagraph"/>
+        <w:t xml:space="preserve">если человек является </w:t>
+      </w:r>
+      <w:proofErr w:type="spellStart"/>
+      <w:r>
+        <w:rPr>
+          <w:rFonts w:cs="Times New Roman"/>
+        </w:rPr>
+        <w:t>PhD</w:t>
+      </w:r>
+      <w:proofErr w:type="spellEnd"/>
+      <w:r>
+        <w:rPr>
+          <w:rFonts w:cs="Times New Roman"/>
+        </w:rPr>
+        <w:t xml:space="preserve"> (доктор наук), то он в большинстве случаев не трудоустраивается.</w:t>
+      </w:r>
+    </w:p>
+    <w:p>
+      <w:pPr>
+        <w:pStyle w:val="aa"/>
         <w:numPr>
           <w:ilvl w:val="0"/>
           <w:numId w:val="4"/>
@@ -1735,12 +2495,14 @@
           <w:rFonts w:cs="Times New Roman"/>
         </w:rPr>
       </w:pPr>
+      <w:proofErr w:type="spellStart"/>
       <w:r>
         <w:rPr>
           <w:rFonts w:cs="Times New Roman"/>
         </w:rPr>
         <w:t>MainBranch</w:t>
       </w:r>
+      <w:proofErr w:type="spellEnd"/>
       <w:r>
         <w:rPr>
           <w:rFonts w:cs="Times New Roman"/>
@@ -2006,6 +2768,7 @@
         </w:rPr>
         <w:t xml:space="preserve">Во всех остальных небольшое количество категорий, из-за чего было принято решение закодировать </w:t>
       </w:r>
+      <w:proofErr w:type="spellStart"/>
       <w:r>
         <w:rPr>
           <w:rFonts w:cs="Times New Roman"/>
@@ -2013,6 +2776,7 @@
         </w:rPr>
         <w:t>OneHotEncoder</w:t>
       </w:r>
+      <w:proofErr w:type="spellEnd"/>
       <w:r>
         <w:rPr>
           <w:rFonts w:cs="Times New Roman"/>
@@ -2054,12 +2818,21 @@
         </w:rPr>
         <w:t xml:space="preserve"> </w:t>
       </w:r>
-      <w:r>
-        <w:rPr>
-          <w:rFonts w:cs="Times New Roman"/>
-          <w:lang w:val="en-US"/>
-        </w:rPr>
-        <w:t xml:space="preserve">HaveWorkedWith </w:t>
+      <w:proofErr w:type="spellStart"/>
+      <w:r>
+        <w:rPr>
+          <w:rFonts w:cs="Times New Roman"/>
+          <w:lang w:val="en-US"/>
+        </w:rPr>
+        <w:t>HaveWorkedWith</w:t>
+      </w:r>
+      <w:proofErr w:type="spellEnd"/>
+      <w:r>
+        <w:rPr>
+          <w:rFonts w:cs="Times New Roman"/>
+          <w:lang w:val="en-US"/>
+        </w:rPr>
+        <w:t xml:space="preserve"> </w:t>
       </w:r>
       <w:r>
         <w:rPr>
@@ -2126,13 +2899,111 @@
         </w:rPr>
         <w:t xml:space="preserve">): </w:t>
       </w:r>
-      <w:r>
-        <w:rPr>
-          <w:rFonts w:cs="Times New Roman"/>
-          <w:lang w:val="en-US"/>
-        </w:rPr>
-        <w:t>backend_languages, frontend, databases, devops, web_frameworks, mobile, dev_tools, game_dev, cloud_providers, data_science</w:t>
-      </w:r>
+      <w:proofErr w:type="spellStart"/>
+      <w:r>
+        <w:rPr>
+          <w:rFonts w:cs="Times New Roman"/>
+          <w:lang w:val="en-US"/>
+        </w:rPr>
+        <w:t>backend_languages</w:t>
+      </w:r>
+      <w:proofErr w:type="spellEnd"/>
+      <w:r>
+        <w:rPr>
+          <w:rFonts w:cs="Times New Roman"/>
+          <w:lang w:val="en-US"/>
+        </w:rPr>
+        <w:t xml:space="preserve">, frontend, databases, </w:t>
+      </w:r>
+      <w:proofErr w:type="spellStart"/>
+      <w:r>
+        <w:rPr>
+          <w:rFonts w:cs="Times New Roman"/>
+          <w:lang w:val="en-US"/>
+        </w:rPr>
+        <w:t>devops</w:t>
+      </w:r>
+      <w:proofErr w:type="spellEnd"/>
+      <w:r>
+        <w:rPr>
+          <w:rFonts w:cs="Times New Roman"/>
+          <w:lang w:val="en-US"/>
+        </w:rPr>
+        <w:t xml:space="preserve">, </w:t>
+      </w:r>
+      <w:proofErr w:type="spellStart"/>
+      <w:r>
+        <w:rPr>
+          <w:rFonts w:cs="Times New Roman"/>
+          <w:lang w:val="en-US"/>
+        </w:rPr>
+        <w:t>web_frameworks</w:t>
+      </w:r>
+      <w:proofErr w:type="spellEnd"/>
+      <w:r>
+        <w:rPr>
+          <w:rFonts w:cs="Times New Roman"/>
+          <w:lang w:val="en-US"/>
+        </w:rPr>
+        <w:t xml:space="preserve">, mobile, </w:t>
+      </w:r>
+      <w:proofErr w:type="spellStart"/>
+      <w:r>
+        <w:rPr>
+          <w:rFonts w:cs="Times New Roman"/>
+          <w:lang w:val="en-US"/>
+        </w:rPr>
+        <w:t>dev_tools</w:t>
+      </w:r>
+      <w:proofErr w:type="spellEnd"/>
+      <w:r>
+        <w:rPr>
+          <w:rFonts w:cs="Times New Roman"/>
+          <w:lang w:val="en-US"/>
+        </w:rPr>
+        <w:t xml:space="preserve">, </w:t>
+      </w:r>
+      <w:proofErr w:type="spellStart"/>
+      <w:r>
+        <w:rPr>
+          <w:rFonts w:cs="Times New Roman"/>
+          <w:lang w:val="en-US"/>
+        </w:rPr>
+        <w:t>game_dev</w:t>
+      </w:r>
+      <w:proofErr w:type="spellEnd"/>
+      <w:r>
+        <w:rPr>
+          <w:rFonts w:cs="Times New Roman"/>
+          <w:lang w:val="en-US"/>
+        </w:rPr>
+        <w:t xml:space="preserve">, </w:t>
+      </w:r>
+      <w:proofErr w:type="spellStart"/>
+      <w:r>
+        <w:rPr>
+          <w:rFonts w:cs="Times New Roman"/>
+          <w:lang w:val="en-US"/>
+        </w:rPr>
+        <w:t>cloud_providers</w:t>
+      </w:r>
+      <w:proofErr w:type="spellEnd"/>
+      <w:r>
+        <w:rPr>
+          <w:rFonts w:cs="Times New Roman"/>
+          <w:lang w:val="en-US"/>
+        </w:rPr>
+        <w:t xml:space="preserve">, </w:t>
+      </w:r>
+      <w:proofErr w:type="spellStart"/>
+      <w:r>
+        <w:rPr>
+          <w:rFonts w:cs="Times New Roman"/>
+          <w:lang w:val="en-US"/>
+        </w:rPr>
+        <w:t>data_science</w:t>
+      </w:r>
+      <w:proofErr w:type="spellEnd"/>
       <w:r>
         <w:rPr>
           <w:rFonts w:cs="Times New Roman"/>
@@ -2157,7 +3028,21 @@
         <w:rPr>
           <w:rFonts w:cs="Times New Roman"/>
         </w:rPr>
-        <w:t>была произведена группировка признаков в уникальный класс-столбец, который отображает количество имеющихся скиллов, подходящих к данной категории.</w:t>
+        <w:t xml:space="preserve">была произведена группировка признаков в уникальный класс-столбец, который отображает количество имеющихся </w:t>
+      </w:r>
+      <w:proofErr w:type="spellStart"/>
+      <w:r>
+        <w:rPr>
+          <w:rFonts w:cs="Times New Roman"/>
+        </w:rPr>
+        <w:t>скиллов</w:t>
+      </w:r>
+      <w:proofErr w:type="spellEnd"/>
+      <w:r>
+        <w:rPr>
+          <w:rFonts w:cs="Times New Roman"/>
+        </w:rPr>
+        <w:t>, подходящих к данной категории.</w:t>
       </w:r>
       <w:r>
         <w:rPr>
@@ -2199,6 +3084,7 @@
         <w:lastRenderedPageBreak/>
         <w:t xml:space="preserve">Для просмотра частоты встречаемости тех или иных категорий мы просуммировали значения отельных столбцов. Столбец с наиболее большим общим количеством навыков является </w:t>
       </w:r>
+      <w:proofErr w:type="spellStart"/>
       <w:r>
         <w:rPr>
           <w:rFonts w:cs="Times New Roman"/>
@@ -2207,7 +3093,18 @@
           <w:color w:val="1F1F1F"/>
           <w:shd w:val="clear" w:color="auto" w:fill="FFFFFF"/>
         </w:rPr>
-        <w:t xml:space="preserve">devops. </w:t>
+        <w:t>devops</w:t>
+      </w:r>
+      <w:proofErr w:type="spellEnd"/>
+      <w:r>
+        <w:rPr>
+          <w:rFonts w:cs="Times New Roman"/>
+          <w:b/>
+          <w:bCs/>
+          <w:color w:val="1F1F1F"/>
+          <w:shd w:val="clear" w:color="auto" w:fill="FFFFFF"/>
+        </w:rPr>
+        <w:t xml:space="preserve">. </w:t>
       </w:r>
     </w:p>
     <w:p>
@@ -2246,8 +3143,16 @@
         <w:rPr>
           <w:rFonts w:cs="Times New Roman"/>
         </w:rPr>
-        <w:t xml:space="preserve"> связанных с наличием тех или иных скиллов</w:t>
-      </w:r>
+        <w:t xml:space="preserve"> связанных с наличием тех или иных </w:t>
+      </w:r>
+      <w:proofErr w:type="spellStart"/>
+      <w:r>
+        <w:rPr>
+          <w:rFonts w:cs="Times New Roman"/>
+        </w:rPr>
+        <w:t>скиллов</w:t>
+      </w:r>
+      <w:proofErr w:type="spellEnd"/>
       <w:r>
         <w:rPr>
           <w:rFonts w:cs="Times New Roman"/>
@@ -2263,7 +3168,7 @@
     </w:p>
     <w:p>
       <w:pPr>
-        <w:pStyle w:val="ListParagraph"/>
+        <w:pStyle w:val="aa"/>
         <w:numPr>
           <w:ilvl w:val="1"/>
           <w:numId w:val="1"/>
@@ -2283,12 +3188,43 @@
           <w:bCs/>
           <w:sz w:val="28"/>
         </w:rPr>
-        <w:t xml:space="preserve"> Feature Engineering</w:t>
-      </w:r>
+        <w:t xml:space="preserve"> </w:t>
+      </w:r>
+      <w:proofErr w:type="spellStart"/>
+      <w:r>
+        <w:rPr>
+          <w:rFonts w:cs="Times New Roman"/>
+          <w:b/>
+          <w:bCs/>
+          <w:sz w:val="28"/>
+        </w:rPr>
+        <w:t>Feature</w:t>
+      </w:r>
+      <w:proofErr w:type="spellEnd"/>
+      <w:r>
+        <w:rPr>
+          <w:rFonts w:cs="Times New Roman"/>
+          <w:b/>
+          <w:bCs/>
+          <w:sz w:val="28"/>
+        </w:rPr>
+        <w:t xml:space="preserve"> </w:t>
+      </w:r>
+      <w:proofErr w:type="spellStart"/>
+      <w:r>
+        <w:rPr>
+          <w:rFonts w:cs="Times New Roman"/>
+          <w:b/>
+          <w:bCs/>
+          <w:sz w:val="28"/>
+        </w:rPr>
+        <w:t>Engineering</w:t>
+      </w:r>
+      <w:proofErr w:type="spellEnd"/>
     </w:p>
     <w:tbl>
       <w:tblPr>
-        <w:tblStyle w:val="TableGrid"/>
+        <w:tblStyle w:val="ab"/>
         <w:tblW w:w="0" w:type="auto"/>
         <w:tblLayout w:type="fixed"/>
         <w:tblLook w:val="04A0" w:firstRow="1" w:lastRow="0" w:firstColumn="1" w:lastColumn="0" w:noHBand="0" w:noVBand="1"/>
@@ -2345,7 +3281,43 @@
                 <w:b/>
                 <w:bCs/>
               </w:rPr>
-              <w:t>Тип (extract/combine/</w:t>
+              <w:t>Тип (</w:t>
+            </w:r>
+            <w:proofErr w:type="spellStart"/>
+            <w:r>
+              <w:rPr>
+                <w:rFonts w:eastAsia="Times New Roman" w:cs="Times New Roman"/>
+                <w:b/>
+                <w:bCs/>
+              </w:rPr>
+              <w:t>extract</w:t>
+            </w:r>
+            <w:proofErr w:type="spellEnd"/>
+            <w:r>
+              <w:rPr>
+                <w:rFonts w:eastAsia="Times New Roman" w:cs="Times New Roman"/>
+                <w:b/>
+                <w:bCs/>
+              </w:rPr>
+              <w:t>/</w:t>
+            </w:r>
+            <w:proofErr w:type="spellStart"/>
+            <w:r>
+              <w:rPr>
+                <w:rFonts w:eastAsia="Times New Roman" w:cs="Times New Roman"/>
+                <w:b/>
+                <w:bCs/>
+              </w:rPr>
+              <w:t>combine</w:t>
+            </w:r>
+            <w:proofErr w:type="spellEnd"/>
+            <w:r>
+              <w:rPr>
+                <w:rFonts w:eastAsia="Times New Roman" w:cs="Times New Roman"/>
+                <w:b/>
+                <w:bCs/>
+              </w:rPr>
+              <w:t>/</w:t>
             </w:r>
           </w:p>
           <w:p>
@@ -2357,13 +3329,23 @@
                 <w:bCs/>
               </w:rPr>
             </w:pPr>
+            <w:proofErr w:type="spellStart"/>
             <w:r>
               <w:rPr>
                 <w:rFonts w:eastAsia="Times New Roman" w:cs="Times New Roman"/>
                 <w:b/>
                 <w:bCs/>
               </w:rPr>
-              <w:t>transform)</w:t>
+              <w:t>transform</w:t>
+            </w:r>
+            <w:proofErr w:type="spellEnd"/>
+            <w:r>
+              <w:rPr>
+                <w:rFonts w:eastAsia="Times New Roman" w:cs="Times New Roman"/>
+                <w:b/>
+                <w:bCs/>
+              </w:rPr>
+              <w:t>)</w:t>
             </w:r>
           </w:p>
         </w:tc>
@@ -2474,12 +3456,21 @@
                 <w:lang w:val="en-US"/>
               </w:rPr>
             </w:pPr>
+            <w:proofErr w:type="spellStart"/>
             <w:r>
               <w:rPr>
                 <w:rFonts w:cs="Times New Roman"/>
                 <w:lang w:val="en-US"/>
               </w:rPr>
-              <w:t>Javascript, AWS, ASP.NET, C#, Python…</w:t>
+              <w:t>Javascript</w:t>
+            </w:r>
+            <w:proofErr w:type="spellEnd"/>
+            <w:r>
+              <w:rPr>
+                <w:rFonts w:cs="Times New Roman"/>
+                <w:lang w:val="en-US"/>
+              </w:rPr>
+              <w:t>, AWS, ASP.NET, C#, Python…</w:t>
             </w:r>
           </w:p>
         </w:tc>
@@ -2496,6 +3487,7 @@
                 <w:lang w:val="en-US"/>
               </w:rPr>
             </w:pPr>
+            <w:proofErr w:type="spellStart"/>
             <w:r>
               <w:rPr>
                 <w:rFonts w:eastAsia="Times New Roman" w:cs="Times New Roman"/>
@@ -2504,6 +3496,7 @@
               </w:rPr>
               <w:t>extract</w:t>
             </w:r>
+            <w:proofErr w:type="spellEnd"/>
           </w:p>
         </w:tc>
         <w:tc>
@@ -2519,6 +3512,7 @@
                 <w:lang w:val="en-US"/>
               </w:rPr>
             </w:pPr>
+            <w:proofErr w:type="spellStart"/>
             <w:r>
               <w:rPr>
                 <w:rFonts w:cs="Times New Roman"/>
@@ -2526,6 +3520,7 @@
               </w:rPr>
               <w:t>HaveWorkedWith</w:t>
             </w:r>
+            <w:proofErr w:type="spellEnd"/>
           </w:p>
         </w:tc>
         <w:tc>
@@ -2576,6 +3571,7 @@
               </w:rPr>
               <w:t xml:space="preserve">Превращение категориального столбца с минимальным количеством уникальных значений в множество биномиальных столбцов через </w:t>
             </w:r>
+            <w:proofErr w:type="spellStart"/>
             <w:r>
               <w:rPr>
                 <w:rFonts w:cs="Times New Roman"/>
@@ -2583,6 +3579,7 @@
               </w:rPr>
               <w:t>OneHotEncoder</w:t>
             </w:r>
+            <w:proofErr w:type="spellEnd"/>
             <w:r>
               <w:rPr>
                 <w:rFonts w:cs="Times New Roman"/>
@@ -2607,6 +3604,7 @@
                 <w:rFonts w:cs="Times New Roman"/>
               </w:rPr>
             </w:pPr>
+            <w:proofErr w:type="spellStart"/>
             <w:r>
               <w:rPr>
                 <w:rFonts w:cs="Times New Roman"/>
@@ -2614,6 +3612,7 @@
               </w:rPr>
               <w:t>gdp</w:t>
             </w:r>
+            <w:proofErr w:type="spellEnd"/>
           </w:p>
         </w:tc>
         <w:tc>
@@ -2679,7 +3678,21 @@
               <w:rPr>
                 <w:rFonts w:cs="Times New Roman"/>
               </w:rPr>
-              <w:t>Данные ВВП за 2022 год (год публикации датасета)</w:t>
+              <w:t xml:space="preserve">Данные ВВП за 2022 год (год публикации </w:t>
+            </w:r>
+            <w:proofErr w:type="spellStart"/>
+            <w:r>
+              <w:rPr>
+                <w:rFonts w:cs="Times New Roman"/>
+              </w:rPr>
+              <w:t>датасета</w:t>
+            </w:r>
+            <w:proofErr w:type="spellEnd"/>
+            <w:r>
+              <w:rPr>
+                <w:rFonts w:cs="Times New Roman"/>
+              </w:rPr>
+              <w:t>)</w:t>
             </w:r>
           </w:p>
         </w:tc>
@@ -2734,7 +3747,7 @@
     </w:p>
     <w:p>
       <w:pPr>
-        <w:pStyle w:val="ListParagraph"/>
+        <w:pStyle w:val="aa"/>
         <w:numPr>
           <w:ilvl w:val="1"/>
           <w:numId w:val="1"/>
@@ -2773,7 +3786,7 @@
     </w:p>
     <w:p>
       <w:pPr>
-        <w:pStyle w:val="ListParagraph"/>
+        <w:pStyle w:val="aa"/>
         <w:spacing w:after="120" w:line="240" w:lineRule="auto"/>
         <w:ind w:left="993" w:firstLine="0"/>
         <w:jc w:val="both"/>
@@ -2795,13 +3808,23 @@
           <w:rFonts w:cs="Times New Roman"/>
         </w:rPr>
       </w:pPr>
+      <w:proofErr w:type="spellStart"/>
       <w:r>
         <w:rPr>
           <w:rFonts w:cs="Times New Roman"/>
           <w:b/>
           <w:bCs/>
         </w:rPr>
-        <w:t>Rows:</w:t>
+        <w:t>Rows</w:t>
+      </w:r>
+      <w:proofErr w:type="spellEnd"/>
+      <w:r>
+        <w:rPr>
+          <w:rFonts w:cs="Times New Roman"/>
+          <w:b/>
+          <w:bCs/>
+        </w:rPr>
+        <w:t>:</w:t>
       </w:r>
       <w:r>
         <w:rPr>
@@ -2829,13 +3852,23 @@
           <w:rFonts w:cs="Times New Roman"/>
         </w:rPr>
       </w:pPr>
+      <w:proofErr w:type="spellStart"/>
       <w:r>
         <w:rPr>
           <w:rFonts w:cs="Times New Roman"/>
           <w:b/>
           <w:bCs/>
         </w:rPr>
-        <w:t>Cols:</w:t>
+        <w:t>Cols</w:t>
+      </w:r>
+      <w:proofErr w:type="spellEnd"/>
+      <w:r>
+        <w:rPr>
+          <w:rFonts w:cs="Times New Roman"/>
+          <w:b/>
+          <w:bCs/>
+        </w:rPr>
+        <w:t>:</w:t>
       </w:r>
       <w:r>
         <w:rPr>
@@ -2863,13 +3896,23 @@
           <w:rFonts w:cs="Times New Roman"/>
         </w:rPr>
       </w:pPr>
+      <w:proofErr w:type="spellStart"/>
       <w:r>
         <w:rPr>
           <w:rFonts w:cs="Times New Roman"/>
           <w:b/>
           <w:bCs/>
         </w:rPr>
-        <w:t>NaN (всего):</w:t>
+        <w:t>NaN</w:t>
+      </w:r>
+      <w:proofErr w:type="spellEnd"/>
+      <w:r>
+        <w:rPr>
+          <w:rFonts w:cs="Times New Roman"/>
+          <w:b/>
+          <w:bCs/>
+        </w:rPr>
+        <w:t xml:space="preserve"> (всего):</w:t>
       </w:r>
       <w:r>
         <w:rPr>
@@ -2976,7 +4019,21 @@
         <w:rPr>
           <w:rFonts w:cs="Times New Roman"/>
         </w:rPr>
-        <w:t xml:space="preserve">, категориальных  - </w:t>
+        <w:t xml:space="preserve">, </w:t>
+      </w:r>
+      <w:proofErr w:type="gramStart"/>
+      <w:r>
+        <w:rPr>
+          <w:rFonts w:cs="Times New Roman"/>
+        </w:rPr>
+        <w:t>категориальных  -</w:t>
+      </w:r>
+      <w:proofErr w:type="gramEnd"/>
+      <w:r>
+        <w:rPr>
+          <w:rFonts w:cs="Times New Roman"/>
+        </w:rPr>
+        <w:t xml:space="preserve"> </w:t>
       </w:r>
       <w:r>
         <w:rPr>
@@ -2993,7 +4050,7 @@
     </w:p>
     <w:p>
       <w:pPr>
-        <w:pStyle w:val="ListParagraph"/>
+        <w:pStyle w:val="aa"/>
         <w:spacing w:after="120" w:line="240" w:lineRule="auto"/>
         <w:ind w:left="1440"/>
         <w:jc w:val="both"/>
@@ -3006,7 +4063,7 @@
     </w:p>
     <w:p>
       <w:pPr>
-        <w:pStyle w:val="ListParagraph"/>
+        <w:pStyle w:val="aa"/>
         <w:numPr>
           <w:ilvl w:val="1"/>
           <w:numId w:val="1"/>
@@ -3106,12 +4163,14 @@
         </w:rPr>
         <w:t xml:space="preserve">Применяли </w:t>
       </w:r>
+      <w:proofErr w:type="spellStart"/>
       <w:r>
         <w:rPr>
           <w:rFonts w:cs="Times New Roman"/>
         </w:rPr>
         <w:t>StandardScaler</w:t>
       </w:r>
+      <w:proofErr w:type="spellEnd"/>
       <w:r>
         <w:rPr>
           <w:rFonts w:cs="Times New Roman"/>
@@ -3136,12 +4195,14 @@
         </w:rPr>
         <w:t xml:space="preserve">среднего по стандартному отклонению. Для расчета </w:t>
       </w:r>
+      <w:proofErr w:type="spellStart"/>
       <w:r>
         <w:rPr>
           <w:rFonts w:cs="Times New Roman"/>
         </w:rPr>
         <w:t>PreviousSalary</w:t>
       </w:r>
+      <w:proofErr w:type="spellEnd"/>
       <w:r>
         <w:rPr>
           <w:rFonts w:cs="Times New Roman"/>
@@ -3151,7 +4212,7 @@
     </w:p>
     <w:p>
       <w:pPr>
-        <w:pStyle w:val="ListParagraph"/>
+        <w:pStyle w:val="aa"/>
         <w:numPr>
           <w:ilvl w:val="1"/>
           <w:numId w:val="1"/>
@@ -3174,8 +4235,20 @@
           <w:sz w:val="28"/>
           <w:szCs w:val="28"/>
         </w:rPr>
-        <w:t>Кросс-валидация</w:t>
-      </w:r>
+        <w:t>Кросс-</w:t>
+      </w:r>
+      <w:proofErr w:type="spellStart"/>
+      <w:r>
+        <w:rPr>
+          <w:rFonts w:cs="Times New Roman"/>
+          <w:b/>
+          <w:bCs/>
+          <w:sz w:val="28"/>
+          <w:szCs w:val="28"/>
+        </w:rPr>
+        <w:t>валидация</w:t>
+      </w:r>
+      <w:proofErr w:type="spellEnd"/>
     </w:p>
     <w:p>
       <w:pPr>
@@ -3300,7 +4373,21 @@
         <w:rPr>
           <w:rFonts w:cs="Times New Roman"/>
         </w:rPr>
-        <w:t xml:space="preserve">Следующим шагом было добавление валидационного набора данных. </w:t>
+        <w:t xml:space="preserve">Следующим шагом было добавление </w:t>
+      </w:r>
+      <w:proofErr w:type="spellStart"/>
+      <w:r>
+        <w:rPr>
+          <w:rFonts w:cs="Times New Roman"/>
+        </w:rPr>
+        <w:t>валидационного</w:t>
+      </w:r>
+      <w:proofErr w:type="spellEnd"/>
+      <w:r>
+        <w:rPr>
+          <w:rFonts w:cs="Times New Roman"/>
+        </w:rPr>
+        <w:t xml:space="preserve"> набора данных. </w:t>
       </w:r>
       <w:r>
         <w:rPr>
@@ -3318,19 +4405,55 @@
         <w:rPr>
           <w:rFonts w:cs="Times New Roman"/>
         </w:rPr>
-        <w:t xml:space="preserve"> данные на обучающий (70%), валидационный (15%) и тестовый (15%) наборы данных</w:t>
-      </w:r>
-      <w:r>
-        <w:rPr>
-          <w:rFonts w:cs="Times New Roman"/>
-        </w:rPr>
-        <w:t xml:space="preserve">. Провели те же шаги, что и в предыдущей итерации обученияя, но внедрили оценку модели </w:t>
-      </w:r>
-      <w:r>
-        <w:rPr>
-          <w:rFonts w:cs="Times New Roman"/>
-        </w:rPr>
-        <w:t>валидационных данных</w:t>
+        <w:t xml:space="preserve"> данные на обучающий (70%), </w:t>
+      </w:r>
+      <w:proofErr w:type="spellStart"/>
+      <w:r>
+        <w:rPr>
+          <w:rFonts w:cs="Times New Roman"/>
+        </w:rPr>
+        <w:t>валидационный</w:t>
+      </w:r>
+      <w:proofErr w:type="spellEnd"/>
+      <w:r>
+        <w:rPr>
+          <w:rFonts w:cs="Times New Roman"/>
+        </w:rPr>
+        <w:t xml:space="preserve"> (15%) и тестовый (15%) наборы данных</w:t>
+      </w:r>
+      <w:r>
+        <w:rPr>
+          <w:rFonts w:cs="Times New Roman"/>
+        </w:rPr>
+        <w:t xml:space="preserve">. Провели те же шаги, что и в предыдущей итерации </w:t>
+      </w:r>
+      <w:proofErr w:type="spellStart"/>
+      <w:r>
+        <w:rPr>
+          <w:rFonts w:cs="Times New Roman"/>
+        </w:rPr>
+        <w:t>обученияя</w:t>
+      </w:r>
+      <w:proofErr w:type="spellEnd"/>
+      <w:r>
+        <w:rPr>
+          <w:rFonts w:cs="Times New Roman"/>
+        </w:rPr>
+        <w:t xml:space="preserve">, но внедрили оценку модели </w:t>
+      </w:r>
+      <w:proofErr w:type="spellStart"/>
+      <w:r>
+        <w:rPr>
+          <w:rFonts w:cs="Times New Roman"/>
+        </w:rPr>
+        <w:t>валидационных</w:t>
+      </w:r>
+      <w:proofErr w:type="spellEnd"/>
+      <w:r>
+        <w:rPr>
+          <w:rFonts w:cs="Times New Roman"/>
+        </w:rPr>
+        <w:t xml:space="preserve"> данных</w:t>
       </w:r>
       <w:r>
         <w:rPr>
@@ -3343,7 +4466,21 @@
           <w:rFonts w:cs="Times New Roman"/>
         </w:rPr>
         <w:lastRenderedPageBreak/>
-        <w:t xml:space="preserve">обучением и оценкой на тестовых. Оценка валидации составила </w:t>
+        <w:t xml:space="preserve">обучением и оценкой на тестовых. Оценка </w:t>
+      </w:r>
+      <w:proofErr w:type="spellStart"/>
+      <w:r>
+        <w:rPr>
+          <w:rFonts w:cs="Times New Roman"/>
+        </w:rPr>
+        <w:t>валидации</w:t>
+      </w:r>
+      <w:proofErr w:type="spellEnd"/>
+      <w:r>
+        <w:rPr>
+          <w:rFonts w:cs="Times New Roman"/>
+        </w:rPr>
+        <w:t xml:space="preserve"> составила </w:t>
       </w:r>
       <w:r>
         <w:rPr>
@@ -3426,7 +4563,7 @@
     </w:p>
     <w:p>
       <w:pPr>
-        <w:pStyle w:val="ListParagraph"/>
+        <w:pStyle w:val="aa"/>
         <w:numPr>
           <w:ilvl w:val="1"/>
           <w:numId w:val="1"/>
@@ -3450,8 +4587,9 @@
           <w:sz w:val="28"/>
           <w:szCs w:val="28"/>
         </w:rPr>
-        <w:t xml:space="preserve"> Подбор г</w:t>
-      </w:r>
+        <w:t xml:space="preserve"> Подбор </w:t>
+      </w:r>
+      <w:proofErr w:type="spellStart"/>
       <w:r>
         <w:rPr>
           <w:rFonts w:cs="Times New Roman"/>
@@ -3460,7 +4598,7 @@
           <w:sz w:val="28"/>
           <w:szCs w:val="28"/>
         </w:rPr>
-        <w:t>и</w:t>
+        <w:t>г</w:t>
       </w:r>
       <w:r>
         <w:rPr>
@@ -3470,31 +4608,80 @@
           <w:sz w:val="28"/>
           <w:szCs w:val="28"/>
         </w:rPr>
-        <w:t xml:space="preserve">перпараметров </w:t>
-      </w:r>
-    </w:p>
-    <w:p>
-      <w:pPr>
-        <w:spacing w:after="120" w:line="240" w:lineRule="auto"/>
-        <w:jc w:val="both"/>
-        <w:rPr>
-          <w:rFonts w:cs="Times New Roman"/>
-        </w:rPr>
-      </w:pPr>
-    </w:p>
-    <w:p>
-      <w:pPr>
-        <w:spacing w:after="120" w:line="240" w:lineRule="auto"/>
-        <w:jc w:val="both"/>
-        <w:rPr>
-          <w:rFonts w:cs="Times New Roman"/>
-        </w:rPr>
-      </w:pPr>
-      <w:r>
-        <w:rPr>
-          <w:rFonts w:cs="Times New Roman"/>
-        </w:rPr>
-        <w:t>До этого мы использовали только Ridge (L2) регуляризацию. Сейчас с помощью поиска по сетке (GridSearchCV) определ</w:t>
+        <w:t>и</w:t>
+      </w:r>
+      <w:r>
+        <w:rPr>
+          <w:rFonts w:cs="Times New Roman"/>
+          <w:b/>
+          <w:bCs/>
+          <w:sz w:val="28"/>
+          <w:szCs w:val="28"/>
+        </w:rPr>
+        <w:t>перпараметров</w:t>
+      </w:r>
+      <w:proofErr w:type="spellEnd"/>
+      <w:r>
+        <w:rPr>
+          <w:rFonts w:cs="Times New Roman"/>
+          <w:b/>
+          <w:bCs/>
+          <w:sz w:val="28"/>
+          <w:szCs w:val="28"/>
+        </w:rPr>
+        <w:t xml:space="preserve"> </w:t>
+      </w:r>
+    </w:p>
+    <w:p>
+      <w:pPr>
+        <w:spacing w:after="120" w:line="240" w:lineRule="auto"/>
+        <w:jc w:val="both"/>
+        <w:rPr>
+          <w:rFonts w:cs="Times New Roman"/>
+        </w:rPr>
+      </w:pPr>
+    </w:p>
+    <w:p>
+      <w:pPr>
+        <w:spacing w:after="120" w:line="240" w:lineRule="auto"/>
+        <w:jc w:val="both"/>
+        <w:rPr>
+          <w:rFonts w:cs="Times New Roman"/>
+        </w:rPr>
+      </w:pPr>
+      <w:r>
+        <w:rPr>
+          <w:rFonts w:cs="Times New Roman"/>
+        </w:rPr>
+        <w:t xml:space="preserve">До этого мы использовали только </w:t>
+      </w:r>
+      <w:proofErr w:type="spellStart"/>
+      <w:r>
+        <w:rPr>
+          <w:rFonts w:cs="Times New Roman"/>
+        </w:rPr>
+        <w:t>Ridge</w:t>
+      </w:r>
+      <w:proofErr w:type="spellEnd"/>
+      <w:r>
+        <w:rPr>
+          <w:rFonts w:cs="Times New Roman"/>
+        </w:rPr>
+        <w:t xml:space="preserve"> (L2) регуляризацию. Сейчас с помощью поиска по сетке (</w:t>
+      </w:r>
+      <w:proofErr w:type="spellStart"/>
+      <w:r>
+        <w:rPr>
+          <w:rFonts w:cs="Times New Roman"/>
+        </w:rPr>
+        <w:t>GridSearchCV</w:t>
+      </w:r>
+      <w:proofErr w:type="spellEnd"/>
+      <w:r>
+        <w:rPr>
+          <w:rFonts w:cs="Times New Roman"/>
+        </w:rPr>
+        <w:t>) определ</w:t>
       </w:r>
       <w:r>
         <w:rPr>
@@ -3518,7 +4705,21 @@
         <w:rPr>
           <w:rFonts w:cs="Times New Roman"/>
         </w:rPr>
-        <w:t xml:space="preserve"> Как итог, наилучшим объектом регуляризации стала модель ElasticNet (регуляризация </w:t>
+        <w:t xml:space="preserve"> Как итог, наилучшим объектом регуляризации стала модель </w:t>
+      </w:r>
+      <w:proofErr w:type="spellStart"/>
+      <w:r>
+        <w:rPr>
+          <w:rFonts w:cs="Times New Roman"/>
+        </w:rPr>
+        <w:t>ElasticNet</w:t>
+      </w:r>
+      <w:proofErr w:type="spellEnd"/>
+      <w:r>
+        <w:rPr>
+          <w:rFonts w:cs="Times New Roman"/>
+        </w:rPr>
+        <w:t xml:space="preserve"> (регуляризация </w:t>
       </w:r>
     </w:p>
     <w:p>
@@ -3533,11 +4734,19 @@
           <w:rFonts w:cs="Times New Roman"/>
         </w:rPr>
       </w:pPr>
-      <w:r>
-        <w:rPr>
-          <w:rFonts w:cs="Times New Roman"/>
-        </w:rPr>
-        <w:t>alpha (коэффициент регуляризации) </w:t>
+      <w:proofErr w:type="spellStart"/>
+      <w:r>
+        <w:rPr>
+          <w:rFonts w:cs="Times New Roman"/>
+        </w:rPr>
+        <w:t>alpha</w:t>
+      </w:r>
+      <w:proofErr w:type="spellEnd"/>
+      <w:r>
+        <w:rPr>
+          <w:rFonts w:cs="Times New Roman"/>
+        </w:rPr>
+        <w:t> (коэффициент регуляризации) </w:t>
       </w:r>
       <w:r>
         <w:rPr>
@@ -3602,17 +4811,32 @@
           <w:rFonts w:cs="Times New Roman"/>
         </w:rPr>
       </w:pPr>
-      <w:r>
-        <w:rPr>
-          <w:rFonts w:cs="Times New Roman"/>
-        </w:rPr>
-        <w:t>max_iter (максимальное количество итераций)</w:t>
-      </w:r>
-      <w:r>
-        <w:rPr>
-          <w:rFonts w:cs="Times New Roman"/>
-        </w:rPr>
-        <w:t xml:space="preserve"> = </w:t>
+      <w:proofErr w:type="spellStart"/>
+      <w:r>
+        <w:rPr>
+          <w:rFonts w:cs="Times New Roman"/>
+        </w:rPr>
+        <w:t>max_iter</w:t>
+      </w:r>
+      <w:proofErr w:type="spellEnd"/>
+      <w:r>
+        <w:rPr>
+          <w:rFonts w:cs="Times New Roman"/>
+        </w:rPr>
+        <w:t> (максимальное количество итераций)</w:t>
+      </w:r>
+      <w:r>
+        <w:rPr>
+          <w:rFonts w:cs="Times New Roman"/>
+        </w:rPr>
+        <w:t xml:space="preserve"> </w:t>
+      </w:r>
+      <w:proofErr w:type="gramStart"/>
+      <w:r>
+        <w:rPr>
+          <w:rFonts w:cs="Times New Roman"/>
+        </w:rPr>
+        <w:t xml:space="preserve">= </w:t>
       </w:r>
       <w:r>
         <w:rPr>
@@ -3626,6 +4850,7 @@
         </w:rPr>
         <w:t>1000</w:t>
       </w:r>
+      <w:proofErr w:type="gramEnd"/>
     </w:p>
     <w:p>
       <w:pPr>
@@ -3639,11 +4864,19 @@
           <w:rFonts w:cs="Times New Roman"/>
         </w:rPr>
       </w:pPr>
-      <w:r>
-        <w:rPr>
-          <w:rFonts w:cs="Times New Roman"/>
-        </w:rPr>
-        <w:t>tol (допуск сходимости) </w:t>
+      <w:proofErr w:type="spellStart"/>
+      <w:r>
+        <w:rPr>
+          <w:rFonts w:cs="Times New Roman"/>
+        </w:rPr>
+        <w:t>tol</w:t>
+      </w:r>
+      <w:proofErr w:type="spellEnd"/>
+      <w:r>
+        <w:rPr>
+          <w:rFonts w:cs="Times New Roman"/>
+        </w:rPr>
+        <w:t> (допуск сходимости) </w:t>
       </w:r>
       <w:r>
         <w:rPr>
@@ -3734,7 +4967,7 @@
     </w:p>
     <w:p>
       <w:pPr>
-        <w:pStyle w:val="ListParagraph"/>
+        <w:pStyle w:val="aa"/>
         <w:numPr>
           <w:ilvl w:val="1"/>
           <w:numId w:val="1"/>
@@ -3775,7 +5008,7 @@
       <w:hyperlink r:id="rId13" w:anchor="scrollTo=U1Tx1I7epHSy&amp;line=5&amp;uniqifier=1" w:history="1">
         <w:r>
           <w:rPr>
-            <w:rStyle w:val="Hyperlink"/>
+            <w:rStyle w:val="a8"/>
           </w:rPr>
           <w:t>модель</w:t>
         </w:r>
@@ -3786,7 +5019,7 @@
     </w:p>
     <w:p>
       <w:pPr>
-        <w:pStyle w:val="ListParagraph"/>
+        <w:pStyle w:val="aa"/>
         <w:numPr>
           <w:ilvl w:val="0"/>
           <w:numId w:val="13"/>
@@ -3810,7 +5043,7 @@
     </w:p>
     <w:p>
       <w:pPr>
-        <w:pStyle w:val="ListParagraph"/>
+        <w:pStyle w:val="aa"/>
         <w:numPr>
           <w:ilvl w:val="0"/>
           <w:numId w:val="13"/>
@@ -3826,7 +5059,23 @@
         <w:t xml:space="preserve"> = 5 </w:t>
       </w:r>
       <w:r>
-        <w:t>(количество фолдов кросс-валидации)</w:t>
+        <w:t xml:space="preserve">(количество </w:t>
+      </w:r>
+      <w:proofErr w:type="spellStart"/>
+      <w:r>
+        <w:t>фолдов</w:t>
+      </w:r>
+      <w:proofErr w:type="spellEnd"/>
+      <w:r>
+        <w:t xml:space="preserve"> кросс-</w:t>
+      </w:r>
+      <w:proofErr w:type="spellStart"/>
+      <w:r>
+        <w:t>валидации</w:t>
+      </w:r>
+      <w:proofErr w:type="spellEnd"/>
+      <w:r>
+        <w:t>)</w:t>
       </w:r>
       <w:r>
         <w:t>;</w:t>
@@ -3834,7 +5083,7 @@
     </w:p>
     <w:p>
       <w:pPr>
-        <w:pStyle w:val="ListParagraph"/>
+        <w:pStyle w:val="aa"/>
         <w:numPr>
           <w:ilvl w:val="0"/>
           <w:numId w:val="13"/>
@@ -3867,7 +5116,7 @@
     </w:p>
     <w:p>
       <w:pPr>
-        <w:pStyle w:val="ListParagraph"/>
+        <w:pStyle w:val="aa"/>
         <w:numPr>
           <w:ilvl w:val="0"/>
           <w:numId w:val="13"/>
@@ -3877,7 +5126,21 @@
         <w:rPr>
           <w:lang w:val="en-US"/>
         </w:rPr>
-        <w:t>solver = ‘lbfgs’ (</w:t>
+        <w:t>solver = ‘</w:t>
+      </w:r>
+      <w:proofErr w:type="spellStart"/>
+      <w:r>
+        <w:rPr>
+          <w:lang w:val="en-US"/>
+        </w:rPr>
+        <w:t>lbfgs</w:t>
+      </w:r>
+      <w:proofErr w:type="spellEnd"/>
+      <w:r>
+        <w:rPr>
+          <w:lang w:val="en-US"/>
+        </w:rPr>
+        <w:t>’ (</w:t>
       </w:r>
       <w:r>
         <w:t>алгоритм оптимизации)</w:t>
@@ -3891,7 +5154,7 @@
     </w:p>
     <w:p>
       <w:pPr>
-        <w:pStyle w:val="ListParagraph"/>
+        <w:pStyle w:val="aa"/>
         <w:numPr>
           <w:ilvl w:val="0"/>
           <w:numId w:val="13"/>
@@ -3904,7 +5167,21 @@
         <w:rPr>
           <w:lang w:val="en-US"/>
         </w:rPr>
-        <w:t xml:space="preserve">scoring = ‘roc_auc’ </w:t>
+        <w:t>scoring = ‘</w:t>
+      </w:r>
+      <w:proofErr w:type="spellStart"/>
+      <w:r>
+        <w:rPr>
+          <w:lang w:val="en-US"/>
+        </w:rPr>
+        <w:t>roc_auc</w:t>
+      </w:r>
+      <w:proofErr w:type="spellEnd"/>
+      <w:r>
+        <w:rPr>
+          <w:lang w:val="en-US"/>
+        </w:rPr>
+        <w:t xml:space="preserve">’ </w:t>
       </w:r>
       <w:r>
         <w:rPr>
@@ -3933,7 +5210,7 @@
     </w:p>
     <w:p>
       <w:pPr>
-        <w:pStyle w:val="ListParagraph"/>
+        <w:pStyle w:val="aa"/>
         <w:numPr>
           <w:ilvl w:val="0"/>
           <w:numId w:val="13"/>
@@ -3942,11 +5219,19 @@
           <w:lang w:val="en-US"/>
         </w:rPr>
       </w:pPr>
-      <w:r>
-        <w:rPr>
-          <w:lang w:val="en-US"/>
-        </w:rPr>
-        <w:t>max_iter = 2000 (</w:t>
+      <w:proofErr w:type="spellStart"/>
+      <w:r>
+        <w:rPr>
+          <w:lang w:val="en-US"/>
+        </w:rPr>
+        <w:t>max_iter</w:t>
+      </w:r>
+      <w:proofErr w:type="spellEnd"/>
+      <w:r>
+        <w:rPr>
+          <w:lang w:val="en-US"/>
+        </w:rPr>
+        <w:t xml:space="preserve"> = 2000 (</w:t>
       </w:r>
       <w:r>
         <w:t>лимит итераций).</w:t>
@@ -3959,17 +5244,25 @@
     </w:p>
     <w:p>
       <w:pPr>
-        <w:pStyle w:val="ListParagraph"/>
+        <w:pStyle w:val="aa"/>
         <w:numPr>
           <w:ilvl w:val="0"/>
           <w:numId w:val="14"/>
         </w:numPr>
       </w:pPr>
-      <w:r>
-        <w:rPr>
-          <w:lang w:val="en-US"/>
-        </w:rPr>
-        <w:t>TypeScript (</w:t>
+      <w:proofErr w:type="spellStart"/>
+      <w:r>
+        <w:rPr>
+          <w:lang w:val="en-US"/>
+        </w:rPr>
+        <w:t>TypeScript</w:t>
+      </w:r>
+      <w:proofErr w:type="spellEnd"/>
+      <w:r>
+        <w:rPr>
+          <w:lang w:val="en-US"/>
+        </w:rPr>
+        <w:t xml:space="preserve"> (</w:t>
       </w:r>
       <w:r>
         <w:t>коэффициент = 1.8)</w:t>
@@ -3983,17 +5276,25 @@
     </w:p>
     <w:p>
       <w:pPr>
-        <w:pStyle w:val="ListParagraph"/>
+        <w:pStyle w:val="aa"/>
         <w:numPr>
           <w:ilvl w:val="0"/>
           <w:numId w:val="14"/>
         </w:numPr>
       </w:pPr>
-      <w:r>
-        <w:rPr>
-          <w:lang w:val="en-US"/>
-        </w:rPr>
-        <w:t>NodeJS (</w:t>
+      <w:proofErr w:type="spellStart"/>
+      <w:r>
+        <w:rPr>
+          <w:lang w:val="en-US"/>
+        </w:rPr>
+        <w:t>NodeJS</w:t>
+      </w:r>
+      <w:proofErr w:type="spellEnd"/>
+      <w:r>
+        <w:rPr>
+          <w:lang w:val="en-US"/>
+        </w:rPr>
+        <w:t xml:space="preserve"> (</w:t>
       </w:r>
       <w:r>
         <w:t>коэффициент = 1.796)</w:t>
@@ -4007,7 +5308,7 @@
     </w:p>
     <w:p>
       <w:pPr>
-        <w:pStyle w:val="ListParagraph"/>
+        <w:pStyle w:val="aa"/>
         <w:numPr>
           <w:ilvl w:val="0"/>
           <w:numId w:val="14"/>
@@ -4031,7 +5332,7 @@
     </w:p>
     <w:p>
       <w:pPr>
-        <w:pStyle w:val="ListParagraph"/>
+        <w:pStyle w:val="aa"/>
         <w:numPr>
           <w:ilvl w:val="0"/>
           <w:numId w:val="14"/>
@@ -4055,7 +5356,7 @@
     </w:p>
     <w:p>
       <w:pPr>
-        <w:pStyle w:val="ListParagraph"/>
+        <w:pStyle w:val="aa"/>
         <w:numPr>
           <w:ilvl w:val="0"/>
           <w:numId w:val="14"/>
@@ -4079,7 +5380,7 @@
     </w:p>
     <w:p>
       <w:pPr>
-        <w:pStyle w:val="ListParagraph"/>
+        <w:pStyle w:val="aa"/>
         <w:numPr>
           <w:ilvl w:val="0"/>
           <w:numId w:val="14"/>
@@ -4103,17 +5404,25 @@
     </w:p>
     <w:p>
       <w:pPr>
-        <w:pStyle w:val="ListParagraph"/>
+        <w:pStyle w:val="aa"/>
         <w:numPr>
           <w:ilvl w:val="0"/>
           <w:numId w:val="14"/>
         </w:numPr>
       </w:pPr>
-      <w:r>
-        <w:rPr>
-          <w:lang w:val="en-US"/>
-        </w:rPr>
-        <w:t>MongoDB (</w:t>
+      <w:proofErr w:type="spellStart"/>
+      <w:r>
+        <w:rPr>
+          <w:lang w:val="en-US"/>
+        </w:rPr>
+        <w:t>MongoDB</w:t>
+      </w:r>
+      <w:proofErr w:type="spellEnd"/>
+      <w:r>
+        <w:rPr>
+          <w:lang w:val="en-US"/>
+        </w:rPr>
+        <w:t xml:space="preserve"> (</w:t>
       </w:r>
       <w:r>
         <w:t>коэффициент = 1.608)</w:t>
@@ -4127,7 +5436,7 @@
     </w:p>
     <w:p>
       <w:pPr>
-        <w:pStyle w:val="ListParagraph"/>
+        <w:pStyle w:val="aa"/>
         <w:numPr>
           <w:ilvl w:val="0"/>
           <w:numId w:val="14"/>
@@ -4151,7 +5460,7 @@
     </w:p>
     <w:p>
       <w:pPr>
-        <w:pStyle w:val="ListParagraph"/>
+        <w:pStyle w:val="aa"/>
         <w:numPr>
           <w:ilvl w:val="0"/>
           <w:numId w:val="14"/>
@@ -4175,17 +5484,25 @@
     </w:p>
     <w:p>
       <w:pPr>
-        <w:pStyle w:val="ListParagraph"/>
+        <w:pStyle w:val="aa"/>
         <w:numPr>
           <w:ilvl w:val="0"/>
           <w:numId w:val="14"/>
         </w:numPr>
       </w:pPr>
-      <w:r>
-        <w:rPr>
-          <w:lang w:val="en-US"/>
-        </w:rPr>
-        <w:t>npm (</w:t>
+      <w:proofErr w:type="spellStart"/>
+      <w:r>
+        <w:rPr>
+          <w:lang w:val="en-US"/>
+        </w:rPr>
+        <w:t>npm</w:t>
+      </w:r>
+      <w:proofErr w:type="spellEnd"/>
+      <w:r>
+        <w:rPr>
+          <w:lang w:val="en-US"/>
+        </w:rPr>
+        <w:t xml:space="preserve"> (</w:t>
       </w:r>
       <w:r>
         <w:t>коэффициент = 1.555)</w:t>
@@ -4199,17 +5516,25 @@
     </w:p>
     <w:p>
       <w:pPr>
-        <w:pStyle w:val="ListParagraph"/>
+        <w:pStyle w:val="aa"/>
         <w:numPr>
           <w:ilvl w:val="0"/>
           <w:numId w:val="14"/>
         </w:numPr>
       </w:pPr>
-      <w:r>
-        <w:rPr>
-          <w:lang w:val="en-US"/>
-        </w:rPr>
-        <w:t>ComputerSkills (</w:t>
+      <w:proofErr w:type="spellStart"/>
+      <w:r>
+        <w:rPr>
+          <w:lang w:val="en-US"/>
+        </w:rPr>
+        <w:t>ComputerSkills</w:t>
+      </w:r>
+      <w:proofErr w:type="spellEnd"/>
+      <w:r>
+        <w:rPr>
+          <w:lang w:val="en-US"/>
+        </w:rPr>
+        <w:t xml:space="preserve"> (</w:t>
       </w:r>
       <w:r>
         <w:t>коэффициент = 1.002)</w:t>
@@ -4223,17 +5548,25 @@
     </w:p>
     <w:p>
       <w:pPr>
-        <w:pStyle w:val="ListParagraph"/>
+        <w:pStyle w:val="aa"/>
         <w:numPr>
           <w:ilvl w:val="0"/>
           <w:numId w:val="14"/>
         </w:numPr>
       </w:pPr>
-      <w:r>
-        <w:rPr>
-          <w:lang w:val="en-US"/>
-        </w:rPr>
-        <w:t>Git (</w:t>
+      <w:proofErr w:type="spellStart"/>
+      <w:r>
+        <w:rPr>
+          <w:lang w:val="en-US"/>
+        </w:rPr>
+        <w:t>Git</w:t>
+      </w:r>
+      <w:proofErr w:type="spellEnd"/>
+      <w:r>
+        <w:rPr>
+          <w:lang w:val="en-US"/>
+        </w:rPr>
+        <w:t xml:space="preserve"> (</w:t>
       </w:r>
       <w:r>
         <w:t>коэффициент = -0.120)</w:t>
@@ -4247,7 +5580,7 @@
     </w:p>
     <w:p>
       <w:pPr>
-        <w:pStyle w:val="ListParagraph"/>
+        <w:pStyle w:val="aa"/>
         <w:numPr>
           <w:ilvl w:val="0"/>
           <w:numId w:val="14"/>
@@ -4271,7 +5604,7 @@
     <w:p/>
     <w:p>
       <w:pPr>
-        <w:pStyle w:val="ListParagraph"/>
+        <w:pStyle w:val="aa"/>
         <w:numPr>
           <w:ilvl w:val="1"/>
           <w:numId w:val="1"/>
@@ -4319,7 +5652,7 @@
       <w:hyperlink r:id="rId14" w:anchor="scrollTo=qSqG4c3Sqvhs&amp;line=1&amp;uniqifier=1" w:history="1">
         <w:r>
           <w:rPr>
-            <w:rStyle w:val="Hyperlink"/>
+            <w:rStyle w:val="a8"/>
             <w:rFonts w:cs="Times New Roman"/>
           </w:rPr>
           <w:t>Точность</w:t>
@@ -4458,7 +5791,7 @@
     </w:p>
     <w:p>
       <w:pPr>
-        <w:pStyle w:val="ListParagraph"/>
+        <w:pStyle w:val="aa"/>
         <w:numPr>
           <w:ilvl w:val="0"/>
           <w:numId w:val="15"/>
@@ -4484,7 +5817,7 @@
     </w:p>
     <w:p>
       <w:pPr>
-        <w:pStyle w:val="ListParagraph"/>
+        <w:pStyle w:val="aa"/>
         <w:numPr>
           <w:ilvl w:val="0"/>
           <w:numId w:val="15"/>
@@ -4499,7 +5832,21 @@
         <w:rPr>
           <w:rFonts w:cs="Times New Roman"/>
         </w:rPr>
-        <w:t xml:space="preserve">Результат слишком хороший – вопрос к самому датасету. Сильно сомнительно, что можно было достигнуть </w:t>
+        <w:t xml:space="preserve">Результат слишком хороший – вопрос к самому </w:t>
+      </w:r>
+      <w:proofErr w:type="spellStart"/>
+      <w:r>
+        <w:rPr>
+          <w:rFonts w:cs="Times New Roman"/>
+        </w:rPr>
+        <w:t>датасету</w:t>
+      </w:r>
+      <w:proofErr w:type="spellEnd"/>
+      <w:r>
+        <w:rPr>
+          <w:rFonts w:cs="Times New Roman"/>
+        </w:rPr>
+        <w:t xml:space="preserve">. Сильно сомнительно, что можно было достигнуть </w:t>
       </w:r>
       <w:r>
         <w:rPr>
@@ -4525,7 +5872,7 @@
     </w:p>
     <w:p>
       <w:pPr>
-        <w:pStyle w:val="ListParagraph"/>
+        <w:pStyle w:val="aa"/>
         <w:numPr>
           <w:ilvl w:val="1"/>
           <w:numId w:val="1"/>
@@ -4618,7 +5965,21 @@
         <w:rPr>
           <w:rFonts w:cs="Times New Roman"/>
         </w:rPr>
-        <w:t xml:space="preserve">9. Метод кросс-валидации выдал </w:t>
+        <w:t>9. Метод кросс-</w:t>
+      </w:r>
+      <w:proofErr w:type="spellStart"/>
+      <w:r>
+        <w:rPr>
+          <w:rFonts w:cs="Times New Roman"/>
+        </w:rPr>
+        <w:t>валидации</w:t>
+      </w:r>
+      <w:proofErr w:type="spellEnd"/>
+      <w:r>
+        <w:rPr>
+          <w:rFonts w:cs="Times New Roman"/>
+        </w:rPr>
+        <w:t xml:space="preserve"> выдал </w:t>
       </w:r>
       <w:r>
         <w:rPr>
@@ -4637,7 +5998,35 @@
         <w:rPr>
           <w:rFonts w:cs="Times New Roman"/>
         </w:rPr>
-        <w:t xml:space="preserve">9. Наилучшей метрикой расстояния по кросс-валидации оказалась манхеттенская. </w:t>
+        <w:t>9. Наилучшей метрикой расстояния по кросс-</w:t>
+      </w:r>
+      <w:proofErr w:type="spellStart"/>
+      <w:r>
+        <w:rPr>
+          <w:rFonts w:cs="Times New Roman"/>
+        </w:rPr>
+        <w:t>валидации</w:t>
+      </w:r>
+      <w:proofErr w:type="spellEnd"/>
+      <w:r>
+        <w:rPr>
+          <w:rFonts w:cs="Times New Roman"/>
+        </w:rPr>
+        <w:t xml:space="preserve"> оказалась </w:t>
+      </w:r>
+      <w:proofErr w:type="spellStart"/>
+      <w:r>
+        <w:rPr>
+          <w:rFonts w:cs="Times New Roman"/>
+        </w:rPr>
+        <w:t>манхеттенская</w:t>
+      </w:r>
+      <w:proofErr w:type="spellEnd"/>
+      <w:r>
+        <w:rPr>
+          <w:rFonts w:cs="Times New Roman"/>
+        </w:rPr>
+        <w:t xml:space="preserve">. </w:t>
       </w:r>
       <w:r>
         <w:rPr>
@@ -4648,7 +6037,7 @@
       <w:hyperlink r:id="rId15" w:anchor="scrollTo=jiGJcv_1li9N" w:history="1">
         <w:r>
           <w:rPr>
-            <w:rStyle w:val="Hyperlink"/>
+            <w:rStyle w:val="a8"/>
             <w:rFonts w:cs="Times New Roman"/>
           </w:rPr>
           <w:t>здесь</w:t>
@@ -4757,7 +6146,7 @@
     </w:p>
     <w:p>
       <w:pPr>
-        <w:pStyle w:val="ListParagraph"/>
+        <w:pStyle w:val="aa"/>
         <w:numPr>
           <w:ilvl w:val="1"/>
           <w:numId w:val="1"/>
@@ -4799,12 +6188,26 @@
         <w:rPr>
           <w:rFonts w:cs="Times New Roman"/>
         </w:rPr>
-        <w:t xml:space="preserve">С помощью кросс-валидации были подобраны лучшие </w:t>
+        <w:t>С помощью кросс-</w:t>
+      </w:r>
+      <w:proofErr w:type="spellStart"/>
+      <w:r>
+        <w:rPr>
+          <w:rFonts w:cs="Times New Roman"/>
+        </w:rPr>
+        <w:t>валидации</w:t>
+      </w:r>
+      <w:proofErr w:type="spellEnd"/>
+      <w:r>
+        <w:rPr>
+          <w:rFonts w:cs="Times New Roman"/>
+        </w:rPr>
+        <w:t xml:space="preserve"> были подобраны лучшие </w:t>
       </w:r>
       <w:hyperlink r:id="rId16" w:anchor="scrollTo=OSMh46X8H8a8&amp;line=1&amp;uniqifier=1" w:history="1">
         <w:r>
           <w:rPr>
-            <w:rStyle w:val="Hyperlink"/>
+            <w:rStyle w:val="a8"/>
             <w:rFonts w:cs="Times New Roman"/>
           </w:rPr>
           <w:t>параметры</w:t>
@@ -4819,7 +6222,7 @@
     </w:p>
     <w:p>
       <w:pPr>
-        <w:pStyle w:val="ListParagraph"/>
+        <w:pStyle w:val="aa"/>
         <w:numPr>
           <w:ilvl w:val="0"/>
           <w:numId w:val="18"/>
@@ -4841,7 +6244,7 @@
     </w:p>
     <w:p>
       <w:pPr>
-        <w:pStyle w:val="ListParagraph"/>
+        <w:pStyle w:val="aa"/>
         <w:numPr>
           <w:ilvl w:val="0"/>
           <w:numId w:val="18"/>
@@ -4879,7 +6282,21 @@
         <w:rPr>
           <w:rFonts w:cs="Times New Roman"/>
         </w:rPr>
-        <w:t>В итоге, как и на модели логистической регрессии, была получена 100%-ая точность.</w:t>
+        <w:t>В итоге, как и на модели логистической регрессии, была получена 100%-</w:t>
+      </w:r>
+      <w:proofErr w:type="spellStart"/>
+      <w:r>
+        <w:rPr>
+          <w:rFonts w:cs="Times New Roman"/>
+        </w:rPr>
+        <w:t>ая</w:t>
+      </w:r>
+      <w:proofErr w:type="spellEnd"/>
+      <w:r>
+        <w:rPr>
+          <w:rFonts w:cs="Times New Roman"/>
+        </w:rPr>
+        <w:t xml:space="preserve"> точность.</w:t>
       </w:r>
     </w:p>
     <w:p>
@@ -4894,7 +6311,7 @@
     </w:p>
     <w:p>
       <w:pPr>
-        <w:pStyle w:val="ListParagraph"/>
+        <w:pStyle w:val="aa"/>
         <w:numPr>
           <w:ilvl w:val="1"/>
           <w:numId w:val="1"/>
@@ -4927,7 +6344,7 @@
     </w:p>
     <w:p>
       <w:pPr>
-        <w:pStyle w:val="ListParagraph"/>
+        <w:pStyle w:val="aa"/>
         <w:numPr>
           <w:ilvl w:val="0"/>
           <w:numId w:val="19"/>
@@ -4936,16 +6353,24 @@
           <w:lang w:val="en-US"/>
         </w:rPr>
       </w:pPr>
-      <w:r>
-        <w:rPr>
-          <w:lang w:val="en-US"/>
-        </w:rPr>
-        <w:t>ComputerSkills (0.3408),</w:t>
-      </w:r>
-    </w:p>
-    <w:p>
-      <w:pPr>
-        <w:pStyle w:val="ListParagraph"/>
+      <w:proofErr w:type="spellStart"/>
+      <w:r>
+        <w:rPr>
+          <w:lang w:val="en-US"/>
+        </w:rPr>
+        <w:t>ComputerSkills</w:t>
+      </w:r>
+      <w:proofErr w:type="spellEnd"/>
+      <w:r>
+        <w:rPr>
+          <w:lang w:val="en-US"/>
+        </w:rPr>
+        <w:t xml:space="preserve"> (0.3408),</w:t>
+      </w:r>
+    </w:p>
+    <w:p>
+      <w:pPr>
+        <w:pStyle w:val="aa"/>
         <w:numPr>
           <w:ilvl w:val="0"/>
           <w:numId w:val="19"/>
@@ -4963,7 +6388,7 @@
     </w:p>
     <w:p>
       <w:pPr>
-        <w:pStyle w:val="ListParagraph"/>
+        <w:pStyle w:val="aa"/>
         <w:numPr>
           <w:ilvl w:val="0"/>
           <w:numId w:val="19"/>
@@ -4981,7 +6406,7 @@
     </w:p>
     <w:p>
       <w:pPr>
-        <w:pStyle w:val="ListParagraph"/>
+        <w:pStyle w:val="aa"/>
         <w:numPr>
           <w:ilvl w:val="0"/>
           <w:numId w:val="19"/>
@@ -4999,18 +6424,20 @@
     </w:p>
     <w:p>
       <w:pPr>
-        <w:pStyle w:val="ListParagraph"/>
+        <w:pStyle w:val="aa"/>
         <w:numPr>
           <w:ilvl w:val="0"/>
           <w:numId w:val="19"/>
         </w:numPr>
       </w:pPr>
+      <w:proofErr w:type="spellStart"/>
       <w:r>
         <w:rPr>
           <w:lang w:val="en-US"/>
         </w:rPr>
         <w:t>TypeScript</w:t>
       </w:r>
+      <w:proofErr w:type="spellEnd"/>
       <w:r>
         <w:t xml:space="preserve"> (0.0660).</w:t>
       </w:r>
@@ -5022,39 +6449,59 @@
     </w:p>
     <w:p>
       <w:r>
-        <w:t xml:space="preserve">При max_depth = 2 точность </w:t>
-      </w:r>
-      <w:r>
-        <w:t xml:space="preserve">дерева </w:t>
-      </w:r>
-      <w:r>
-        <w:t xml:space="preserve">снизилась до 78.51%, при max_leaf_nodes = 30 </w:t>
-      </w:r>
-      <w:r>
-        <w:t>уже</w:t>
-      </w:r>
-      <w:r>
-        <w:t xml:space="preserve"> 88.96%, а критерий entropy улучшил качество до 99.82%.</w:t>
+        <w:t xml:space="preserve">При </w:t>
+      </w:r>
+      <w:proofErr w:type="spellStart"/>
+      <w:r>
+        <w:t>max_depth</w:t>
+      </w:r>
+      <w:proofErr w:type="spellEnd"/>
+      <w:r>
+        <w:t xml:space="preserve"> = 2 точность дерева снизилась до 78.51%, при </w:t>
+      </w:r>
+      <w:proofErr w:type="spellStart"/>
+      <w:r>
+        <w:t>max_leaf_nodes</w:t>
+      </w:r>
+      <w:proofErr w:type="spellEnd"/>
+      <w:r>
+        <w:t xml:space="preserve"> = 30 уже 88.96%, а критерий </w:t>
+      </w:r>
+      <w:proofErr w:type="spellStart"/>
+      <w:r>
+        <w:t>entropy</w:t>
+      </w:r>
+      <w:proofErr w:type="spellEnd"/>
+      <w:r>
+        <w:t xml:space="preserve"> улучшил качество до 99.82%.</w:t>
       </w:r>
     </w:p>
     <w:p>
       <w:r>
         <w:lastRenderedPageBreak/>
-        <w:t>Таким образом, дерево решений показало результат лучше, чем KNN, но немного хуже, чем логистическая регрессия и SVM, которые ранее дали 100%-ую точность.</w:t>
-      </w:r>
-    </w:p>
-    <w:p>
-      <w:pPr>
-        <w:spacing w:after="120" w:line="240" w:lineRule="auto"/>
-        <w:jc w:val="both"/>
-        <w:rPr>
-          <w:rFonts w:cs="Times New Roman"/>
-        </w:rPr>
-      </w:pPr>
-    </w:p>
-    <w:p>
-      <w:pPr>
-        <w:pStyle w:val="ListParagraph"/>
+        <w:t>Таким образом, дерево решений показало результат лучше, чем KNN, но немного хуже, чем логистическая регрессия и SVM, которые ранее дали 100%-</w:t>
+      </w:r>
+      <w:proofErr w:type="spellStart"/>
+      <w:r>
+        <w:t>ую</w:t>
+      </w:r>
+      <w:proofErr w:type="spellEnd"/>
+      <w:r>
+        <w:t xml:space="preserve"> точность.</w:t>
+      </w:r>
+    </w:p>
+    <w:p>
+      <w:pPr>
+        <w:spacing w:after="120" w:line="240" w:lineRule="auto"/>
+        <w:jc w:val="both"/>
+        <w:rPr>
+          <w:rFonts w:cs="Times New Roman"/>
+        </w:rPr>
+      </w:pPr>
+    </w:p>
+    <w:p>
+      <w:pPr>
+        <w:pStyle w:val="aa"/>
         <w:numPr>
           <w:ilvl w:val="1"/>
           <w:numId w:val="1"/>
@@ -5083,19 +6530,94 @@
           <w:rFonts w:cs="Times New Roman"/>
         </w:rPr>
       </w:pPr>
-    </w:p>
-    <w:p>
-      <w:pPr>
-        <w:spacing w:after="120" w:line="240" w:lineRule="auto"/>
-        <w:jc w:val="both"/>
-        <w:rPr>
-          <w:rFonts w:cs="Times New Roman"/>
-        </w:rPr>
-      </w:pPr>
-    </w:p>
-    <w:p>
-      <w:pPr>
-        <w:pStyle w:val="ListParagraph"/>
+      <w:r>
+        <w:rPr>
+          <w:rFonts w:cs="Times New Roman"/>
+        </w:rPr>
+        <w:tab/>
+        <w:t xml:space="preserve">Итоговая точность модели «Случайный лес» </w:t>
+      </w:r>
+      <w:r>
+        <w:rPr>
+          <w:rFonts w:cs="Times New Roman"/>
+        </w:rPr>
+        <w:t>96</w:t>
+      </w:r>
+      <w:r>
+        <w:rPr>
+          <w:rFonts w:cs="Times New Roman"/>
+        </w:rPr>
+        <w:t>.</w:t>
+      </w:r>
+      <w:r>
+        <w:rPr>
+          <w:rFonts w:cs="Times New Roman"/>
+        </w:rPr>
+        <w:t>28</w:t>
+      </w:r>
+      <w:r>
+        <w:rPr>
+          <w:rFonts w:cs="Times New Roman"/>
+        </w:rPr>
+        <w:t xml:space="preserve">% на тестовой выборки. Лучшие </w:t>
+      </w:r>
+      <w:proofErr w:type="spellStart"/>
+      <w:r>
+        <w:rPr>
+          <w:rFonts w:cs="Times New Roman"/>
+        </w:rPr>
+        <w:t>гиперпараметры</w:t>
+      </w:r>
+      <w:proofErr w:type="spellEnd"/>
+      <w:r>
+        <w:rPr>
+          <w:rFonts w:cs="Times New Roman"/>
+        </w:rPr>
+        <w:t xml:space="preserve">: </w:t>
+      </w:r>
+      <w:r>
+        <w:rPr>
+          <w:rFonts w:cs="Times New Roman"/>
+        </w:rPr>
+        <w:t>количество деревьев – 150 (больше деревьев не улучшают показатели), количе</w:t>
+      </w:r>
+      <w:r>
+        <w:rPr>
+          <w:rFonts w:cs="Times New Roman"/>
+        </w:rPr>
+        <w:t>с</w:t>
+      </w:r>
+      <w:r>
+        <w:rPr>
+          <w:rFonts w:cs="Times New Roman"/>
+        </w:rPr>
+        <w:t>тво признаков –</w:t>
+      </w:r>
+      <w:r>
+        <w:rPr>
+          <w:rFonts w:cs="Times New Roman"/>
+        </w:rPr>
+        <w:t xml:space="preserve"> корень из количества всех признаков.</w:t>
+      </w:r>
+    </w:p>
+    <w:p>
+      <w:pPr>
+        <w:spacing w:after="120" w:line="240" w:lineRule="auto"/>
+        <w:jc w:val="both"/>
+        <w:rPr>
+          <w:rFonts w:cs="Times New Roman"/>
+        </w:rPr>
+      </w:pPr>
+      <w:r>
+        <w:rPr>
+          <w:rFonts w:cs="Times New Roman"/>
+        </w:rPr>
+        <w:t>Таким образом результат случайного леса под нашу задачу оказался хуже, чем модель «Дерево решений».</w:t>
+      </w:r>
+    </w:p>
+    <w:p>
+      <w:pPr>
+        <w:pStyle w:val="aa"/>
         <w:numPr>
           <w:ilvl w:val="1"/>
           <w:numId w:val="1"/>
@@ -5126,7 +6648,23 @@
     </w:p>
     <w:p>
       <w:r>
-        <w:t>Две модели (SVM, логистическая регрессия) из четырех рассмотренных методов классификации дали идеальную точность в 100%. Дерево решений практически достигло этого уровня и показало 99.82% при criterion = entropy, а KNN заметно уступает остальным подходам.</w:t>
+        <w:t xml:space="preserve">Две модели (SVM, логистическая регрессия) из четырех рассмотренных методов классификации дали идеальную точность в 100%. Дерево решений практически достигло этого уровня и показало 99.82% при </w:t>
+      </w:r>
+      <w:proofErr w:type="spellStart"/>
+      <w:r>
+        <w:t>criterion</w:t>
+      </w:r>
+      <w:proofErr w:type="spellEnd"/>
+      <w:r>
+        <w:t xml:space="preserve"> = </w:t>
+      </w:r>
+      <w:proofErr w:type="spellStart"/>
+      <w:r>
+        <w:t>entropy</w:t>
+      </w:r>
+      <w:proofErr w:type="spellEnd"/>
+      <w:r>
+        <w:t>, а KNN заметно уступает остальным подходам.</w:t>
       </w:r>
     </w:p>
     <w:p>
@@ -5150,7 +6688,7 @@
     </w:p>
     <w:p>
       <w:pPr>
-        <w:pStyle w:val="ListParagraph"/>
+        <w:pStyle w:val="aa"/>
         <w:numPr>
           <w:ilvl w:val="1"/>
           <w:numId w:val="1"/>
@@ -5214,13 +6752,23 @@
         </w:rPr>
       </w:pPr>
       <w:hyperlink r:id="rId17" w:history="1">
+        <w:proofErr w:type="spellStart"/>
         <w:r>
           <w:rPr>
-            <w:rStyle w:val="Hyperlink"/>
+            <w:rStyle w:val="a8"/>
             <w:rFonts w:cs="Times New Roman"/>
             <w:lang w:val="en-US"/>
           </w:rPr>
-          <w:t>GitHub Repository</w:t>
+          <w:t>GitHub</w:t>
+        </w:r>
+        <w:proofErr w:type="spellEnd"/>
+        <w:r>
+          <w:rPr>
+            <w:rStyle w:val="a8"/>
+            <w:rFonts w:cs="Times New Roman"/>
+            <w:lang w:val="en-US"/>
+          </w:rPr>
+          <w:t xml:space="preserve"> Repository</w:t>
         </w:r>
       </w:hyperlink>
     </w:p>
@@ -5255,9 +6803,11 @@
         </w:rPr>
         <w:t>2_</w:t>
       </w:r>
+      <w:proofErr w:type="spellStart"/>
       <w:r>
         <w:t>Лаб</w:t>
       </w:r>
+      <w:proofErr w:type="spellEnd"/>
       <w:r>
         <w:rPr>
           <w:lang w:val="en-US"/>
@@ -5290,21 +6840,35 @@
         <w:rPr>
           <w:rFonts w:cs="Times New Roman"/>
         </w:rPr>
-        <w:t>Предыдущие лабораторные работы можно найти в репозитории.</w:t>
-      </w:r>
-    </w:p>
-    <w:p>
-      <w:pPr>
-        <w:spacing w:after="120" w:line="240" w:lineRule="auto"/>
-        <w:jc w:val="both"/>
-        <w:rPr>
-          <w:rFonts w:cs="Times New Roman"/>
-        </w:rPr>
-      </w:pPr>
-    </w:p>
-    <w:p>
-      <w:pPr>
-        <w:pStyle w:val="ListParagraph"/>
+        <w:t xml:space="preserve">Предыдущие лабораторные работы можно найти в </w:t>
+      </w:r>
+      <w:proofErr w:type="spellStart"/>
+      <w:r>
+        <w:rPr>
+          <w:rFonts w:cs="Times New Roman"/>
+        </w:rPr>
+        <w:t>репозитории</w:t>
+      </w:r>
+      <w:proofErr w:type="spellEnd"/>
+      <w:r>
+        <w:rPr>
+          <w:rFonts w:cs="Times New Roman"/>
+        </w:rPr>
+        <w:t>.</w:t>
+      </w:r>
+    </w:p>
+    <w:p>
+      <w:pPr>
+        <w:spacing w:after="120" w:line="240" w:lineRule="auto"/>
+        <w:jc w:val="both"/>
+        <w:rPr>
+          <w:rFonts w:cs="Times New Roman"/>
+        </w:rPr>
+      </w:pPr>
+    </w:p>
+    <w:p>
+      <w:pPr>
+        <w:pStyle w:val="aa"/>
         <w:numPr>
           <w:ilvl w:val="1"/>
           <w:numId w:val="1"/>
@@ -5374,6 +6938,7 @@
         </w:rPr>
         <w:t>бработка сложных признаков (</w:t>
       </w:r>
+      <w:proofErr w:type="spellStart"/>
       <w:r>
         <w:rPr>
           <w:rFonts w:cs="Times New Roman"/>
@@ -5381,6 +6946,7 @@
         </w:rPr>
         <w:t>HaveWorkedWith</w:t>
       </w:r>
+      <w:proofErr w:type="spellEnd"/>
       <w:r>
         <w:rPr>
           <w:rFonts w:cs="Times New Roman"/>
@@ -5420,7 +6986,21 @@
         <w:rPr>
           <w:rFonts w:cs="Times New Roman"/>
         </w:rPr>
-        <w:t>кодирование категориальных признаков (OneHotEncoder),</w:t>
+        <w:t>кодирование категориальных признаков (</w:t>
+      </w:r>
+      <w:proofErr w:type="spellStart"/>
+      <w:r>
+        <w:rPr>
+          <w:rFonts w:cs="Times New Roman"/>
+        </w:rPr>
+        <w:t>OneHotEncoder</w:t>
+      </w:r>
+      <w:proofErr w:type="spellEnd"/>
+      <w:r>
+        <w:rPr>
+          <w:rFonts w:cs="Times New Roman"/>
+        </w:rPr>
+        <w:t>),</w:t>
       </w:r>
     </w:p>
     <w:p>
@@ -5528,6 +7108,7 @@
         </w:rPr>
         <w:t xml:space="preserve">выбор </w:t>
       </w:r>
+      <w:proofErr w:type="spellStart"/>
       <w:r>
         <w:rPr>
           <w:rFonts w:cs="Times New Roman"/>
@@ -5538,7 +7119,14 @@
         <w:rPr>
           <w:rFonts w:cs="Times New Roman"/>
         </w:rPr>
-        <w:t>параметров для модели логистической регрессии</w:t>
+        <w:t>параметров</w:t>
+      </w:r>
+      <w:proofErr w:type="spellEnd"/>
+      <w:r>
+        <w:rPr>
+          <w:rFonts w:cs="Times New Roman"/>
+        </w:rPr>
+        <w:t xml:space="preserve"> для модели логистической регрессии</w:t>
       </w:r>
       <w:r>
         <w:rPr>
@@ -5614,7 +7202,21 @@
         <w:rPr>
           <w:rFonts w:cs="Times New Roman"/>
         </w:rPr>
-        <w:t xml:space="preserve">выбор гиперпараметров для модели </w:t>
+        <w:t xml:space="preserve">выбор </w:t>
+      </w:r>
+      <w:proofErr w:type="spellStart"/>
+      <w:r>
+        <w:rPr>
+          <w:rFonts w:cs="Times New Roman"/>
+        </w:rPr>
+        <w:t>гиперпараметров</w:t>
+      </w:r>
+      <w:proofErr w:type="spellEnd"/>
+      <w:r>
+        <w:rPr>
+          <w:rFonts w:cs="Times New Roman"/>
+        </w:rPr>
+        <w:t xml:space="preserve"> для модели </w:t>
       </w:r>
       <w:r>
         <w:rPr>
@@ -5665,7 +7267,39 @@
         </w:rPr>
       </w:pPr>
       <w:r>
-        <w:t>подбор гиперпараметров дерева решений (max_depth, max_leaf_nodes, criterion).</w:t>
+        <w:t xml:space="preserve">подбор </w:t>
+      </w:r>
+      <w:proofErr w:type="spellStart"/>
+      <w:r>
+        <w:t>гиперпараметров</w:t>
+      </w:r>
+      <w:proofErr w:type="spellEnd"/>
+      <w:r>
+        <w:t xml:space="preserve"> дерева решений (</w:t>
+      </w:r>
+      <w:proofErr w:type="spellStart"/>
+      <w:r>
+        <w:t>max_depth</w:t>
+      </w:r>
+      <w:proofErr w:type="spellEnd"/>
+      <w:r>
+        <w:t xml:space="preserve">, </w:t>
+      </w:r>
+      <w:proofErr w:type="spellStart"/>
+      <w:r>
+        <w:t>max_leaf_nodes</w:t>
+      </w:r>
+      <w:proofErr w:type="spellEnd"/>
+      <w:r>
+        <w:t xml:space="preserve">, </w:t>
+      </w:r>
+      <w:proofErr w:type="spellStart"/>
+      <w:r>
+        <w:t>criterion</w:t>
+      </w:r>
+      <w:proofErr w:type="spellEnd"/>
+      <w:r>
+        <w:t>).</w:t>
       </w:r>
     </w:p>
     <w:p>
@@ -5724,6 +7358,7 @@
         <w:rPr>
           <w:rFonts w:cs="Times New Roman"/>
           <w:noProof/>
+          <w:lang w:eastAsia="ru-RU"/>
         </w:rPr>
         <w:drawing>
           <wp:inline distT="0" distB="0" distL="0" distR="0" wp14:anchorId="569D6288" wp14:editId="1214699A">
@@ -5777,7 +7412,7 @@
     </w:p>
     <w:p>
       <w:pPr>
-        <w:pStyle w:val="ListParagraph"/>
+        <w:pStyle w:val="aa"/>
         <w:numPr>
           <w:ilvl w:val="1"/>
           <w:numId w:val="1"/>
@@ -5789,13 +7424,42 @@
           <w:rFonts w:cs="Times New Roman"/>
         </w:rPr>
       </w:pPr>
+      <w:proofErr w:type="spellStart"/>
       <w:r>
         <w:rPr>
           <w:rFonts w:cs="Times New Roman"/>
           <w:b/>
           <w:bCs/>
         </w:rPr>
-        <w:t>Appendix: evidence (необязательно, но приветствуется)</w:t>
+        <w:lastRenderedPageBreak/>
+        <w:t>Appendix</w:t>
+      </w:r>
+      <w:proofErr w:type="spellEnd"/>
+      <w:r>
+        <w:rPr>
+          <w:rFonts w:cs="Times New Roman"/>
+          <w:b/>
+          <w:bCs/>
+        </w:rPr>
+        <w:t xml:space="preserve">: </w:t>
+      </w:r>
+      <w:proofErr w:type="spellStart"/>
+      <w:r>
+        <w:rPr>
+          <w:rFonts w:cs="Times New Roman"/>
+          <w:b/>
+          <w:bCs/>
+        </w:rPr>
+        <w:t>evidence</w:t>
+      </w:r>
+      <w:proofErr w:type="spellEnd"/>
+      <w:r>
+        <w:rPr>
+          <w:rFonts w:cs="Times New Roman"/>
+          <w:b/>
+          <w:bCs/>
+        </w:rPr>
+        <w:t xml:space="preserve"> (необязательно, но приветствуется)</w:t>
       </w:r>
     </w:p>
     <w:p>
@@ -5832,13 +7496,12 @@
         <w:rPr>
           <w:rFonts w:cs="Times New Roman"/>
         </w:rPr>
-        <w:lastRenderedPageBreak/>
         <w:t xml:space="preserve">Пропуски: секция/ячейка </w:t>
       </w:r>
       <w:hyperlink r:id="rId19" w:anchor="scrollTo=r9cqgyfCXYjf&amp;line=1&amp;uniqifier=1" w:history="1">
         <w:r>
           <w:rPr>
-            <w:rStyle w:val="Hyperlink"/>
+            <w:rStyle w:val="a8"/>
             <w:rFonts w:cs="Times New Roman"/>
           </w:rPr>
           <w:t>Ссылка</w:t>
@@ -5875,7 +7538,7 @@
       <w:hyperlink r:id="rId20" w:anchor="scrollTo=sJ43pFRNgWhY" w:history="1">
         <w:r>
           <w:rPr>
-            <w:rStyle w:val="Hyperlink"/>
+            <w:rStyle w:val="a8"/>
             <w:rFonts w:cs="Times New Roman"/>
           </w:rPr>
           <w:t>Ссылка</w:t>
@@ -5906,7 +7569,7 @@
       <w:hyperlink r:id="rId21" w:anchor="scrollTo=f8hP6LWVYVOv" w:history="1">
         <w:r>
           <w:rPr>
-            <w:rStyle w:val="Hyperlink"/>
+            <w:rStyle w:val="a8"/>
             <w:rFonts w:cs="Times New Roman"/>
           </w:rPr>
           <w:t>Ссылка</w:t>
@@ -5943,7 +7606,7 @@
       <w:hyperlink r:id="rId22" w:anchor="scrollTo=Q8-jLRFkn5nZ" w:history="1">
         <w:r>
           <w:rPr>
-            <w:rStyle w:val="Hyperlink"/>
+            <w:rStyle w:val="a8"/>
             <w:rFonts w:cs="Times New Roman"/>
           </w:rPr>
           <w:t>Ссылка</w:t>
@@ -5974,7 +7637,7 @@
       <w:hyperlink r:id="rId23" w:anchor="scrollTo=GPMVbYBsd9t3" w:history="1">
         <w:r>
           <w:rPr>
-            <w:rStyle w:val="Hyperlink"/>
+            <w:rStyle w:val="a8"/>
             <w:rFonts w:cs="Times New Roman"/>
           </w:rPr>
           <w:t>Ссылка</w:t>
@@ -6005,7 +7668,7 @@
       <w:hyperlink r:id="rId24" w:anchor="scrollTo=U1Tx1I7epHSy&amp;line=2&amp;uniqifier=1" w:history="1">
         <w:r>
           <w:rPr>
-            <w:rStyle w:val="Hyperlink"/>
+            <w:rStyle w:val="a8"/>
             <w:rFonts w:cs="Times New Roman"/>
           </w:rPr>
           <w:t>Ссылка</w:t>
@@ -6036,7 +7699,7 @@
       <w:hyperlink r:id="rId25" w:anchor="scrollTo=OT6Z-LdwI1eg&amp;line=1&amp;uniqifier=1" w:history="1">
         <w:r>
           <w:rPr>
-            <w:rStyle w:val="Hyperlink"/>
+            <w:rStyle w:val="a8"/>
             <w:rFonts w:cs="Times New Roman"/>
           </w:rPr>
           <w:t>Ссылка</w:t>
@@ -6070,7 +7733,7 @@
       <w:hyperlink r:id="rId26" w:anchor="scrollTo=sKhc0mhSlLe0" w:history="1">
         <w:r>
           <w:rPr>
-            <w:rStyle w:val="Hyperlink"/>
+            <w:rStyle w:val="a8"/>
           </w:rPr>
           <w:t>Ссылка</w:t>
         </w:r>
@@ -6103,7 +7766,7 @@
       <w:hyperlink r:id="rId27" w:anchor="scrollTo=Bdq6gcOzptdS&amp;line=1&amp;uniqifier=1" w:history="1">
         <w:r>
           <w:rPr>
-            <w:rStyle w:val="Hyperlink"/>
+            <w:rStyle w:val="a8"/>
           </w:rPr>
           <w:t>Ссылка</w:t>
         </w:r>
@@ -6121,27 +7784,116 @@
         <w:spacing w:after="120" w:line="240" w:lineRule="auto"/>
         <w:jc w:val="both"/>
         <w:rPr>
-          <w:rFonts w:cs="Times New Roman"/>
-        </w:rPr>
-      </w:pPr>
-      <w:r>
-        <w:t xml:space="preserve">Метод Decision Tree: </w:t>
+          <w:rStyle w:val="a8"/>
+          <w:rFonts w:cs="Times New Roman"/>
+          <w:color w:val="auto"/>
+          <w:u w:val="none"/>
+        </w:rPr>
+      </w:pPr>
+      <w:r>
+        <w:t xml:space="preserve">Метод </w:t>
+      </w:r>
+      <w:proofErr w:type="spellStart"/>
+      <w:r>
+        <w:t>Decision</w:t>
+      </w:r>
+      <w:proofErr w:type="spellEnd"/>
+      <w:r>
+        <w:t xml:space="preserve"> </w:t>
+      </w:r>
+      <w:proofErr w:type="spellStart"/>
+      <w:r>
+        <w:t>Tree</w:t>
+      </w:r>
+      <w:proofErr w:type="spellEnd"/>
+      <w:r>
+        <w:t xml:space="preserve">: </w:t>
       </w:r>
       <w:hyperlink r:id="rId28" w:anchor="scrollTo=9361afd4" w:history="1">
         <w:r>
           <w:rPr>
-            <w:rStyle w:val="Hyperlink"/>
+            <w:rStyle w:val="a8"/>
           </w:rPr>
           <w:t>Ссылка</w:t>
         </w:r>
       </w:hyperlink>
-    </w:p>
-    <w:p>
-      <w:pPr>
-        <w:spacing w:after="120" w:line="240" w:lineRule="auto"/>
-        <w:jc w:val="both"/>
-        <w:rPr>
-          <w:rFonts w:cs="Times New Roman"/>
+      <w:r>
+        <w:rPr>
+          <w:rStyle w:val="a8"/>
+          <w:rFonts w:cs="Times New Roman"/>
+          <w:color w:val="auto"/>
+          <w:u w:val="none"/>
+        </w:rPr>
+        <w:t xml:space="preserve">  </w:t>
+      </w:r>
+      <w:bookmarkStart w:id="0" w:name="_GoBack"/>
+      <w:bookmarkEnd w:id="0"/>
+    </w:p>
+    <w:p>
+      <w:pPr>
+        <w:numPr>
+          <w:ilvl w:val="0"/>
+          <w:numId w:val="8"/>
+        </w:numPr>
+        <w:tabs>
+          <w:tab w:val="left" w:pos="720"/>
+        </w:tabs>
+        <w:spacing w:after="120" w:line="240" w:lineRule="auto"/>
+        <w:jc w:val="both"/>
+        <w:rPr>
+          <w:rFonts w:cs="Times New Roman"/>
+        </w:rPr>
+      </w:pPr>
+      <w:r>
+        <w:rPr>
+          <w:rStyle w:val="a8"/>
+          <w:rFonts w:cs="Times New Roman"/>
+          <w:color w:val="auto"/>
+          <w:u w:val="none"/>
+        </w:rPr>
+        <w:t xml:space="preserve">Метод </w:t>
+      </w:r>
+      <w:r>
+        <w:rPr>
+          <w:rStyle w:val="a8"/>
+          <w:rFonts w:cs="Times New Roman"/>
+          <w:color w:val="auto"/>
+          <w:u w:val="none"/>
+          <w:lang w:val="en-US"/>
+        </w:rPr>
+        <w:t xml:space="preserve">Random Forest: </w:t>
+      </w:r>
+      <w:hyperlink r:id="rId29" w:anchor="scrollTo=70pGRi4l4AqR" w:history="1">
+        <w:r>
+          <w:rPr>
+            <w:rStyle w:val="a8"/>
+            <w:rFonts w:cs="Times New Roman"/>
+          </w:rPr>
+          <w:t>Ссыл</w:t>
+        </w:r>
+        <w:r>
+          <w:rPr>
+            <w:rStyle w:val="a8"/>
+            <w:rFonts w:cs="Times New Roman"/>
+          </w:rPr>
+          <w:t>к</w:t>
+        </w:r>
+        <w:r>
+          <w:rPr>
+            <w:rStyle w:val="a8"/>
+            <w:rFonts w:cs="Times New Roman"/>
+          </w:rPr>
+          <w:t>а</w:t>
+        </w:r>
+      </w:hyperlink>
+    </w:p>
+    <w:p>
+      <w:pPr>
+        <w:spacing w:after="120" w:line="240" w:lineRule="auto"/>
+        <w:jc w:val="both"/>
+        <w:rPr>
+          <w:rFonts w:cs="Times New Roman"/>
+          <w:lang w:val="en-US"/>
         </w:rPr>
       </w:pPr>
     </w:p>
@@ -6156,8 +7908,8 @@
 </file>
 
 <file path=word/numbering.xml><?xml version="1.0" encoding="utf-8"?>
-<w:numbering xmlns:wpc="http://schemas.microsoft.com/office/word/2010/wordprocessingCanvas" xmlns:cx="http://schemas.microsoft.com/office/drawing/2014/chartex" xmlns:cx1="http://schemas.microsoft.com/office/drawing/2015/9/8/chartex" xmlns:cx2="http://schemas.microsoft.com/office/drawing/2015/10/21/chartex" xmlns:cx3="http://schemas.microsoft.com/office/drawing/2016/5/9/chartex" xmlns:cx4="http://schemas.microsoft.com/office/drawing/2016/5/10/chartex" xmlns:cx5="http://schemas.microsoft.com/office/drawing/2016/5/11/chartex" xmlns:cx6="http://schemas.microsoft.com/office/drawing/2016/5/12/chartex" xmlns:cx7="http://schemas.microsoft.com/office/drawing/2016/5/13/chartex" xmlns:cx8="http://schemas.microsoft.com/office/drawing/2016/5/14/chartex" xmlns:mc="http://schemas.openxmlformats.org/markup-compatibility/2006" xmlns:aink="http://schemas.microsoft.com/office/drawing/2016/ink" xmlns:am3d="http://schemas.microsoft.com/office/drawing/2017/model3d" xmlns:o="urn:schemas-microsoft-com:office:office" xmlns:oel="http://schemas.microsoft.com/office/2019/extlst" xmlns:r="http://schemas.openxmlformats.org/officeDocument/2006/relationships" xmlns:m="http://schemas.openxmlformats.org/officeDocument/2006/math" xmlns:v="urn:schemas-microsoft-com:vml" xmlns:wp14="http://schemas.microsoft.com/office/word/2010/wordprocessingDrawing" xmlns:wp="http://schemas.openxmlformats.org/drawingml/2006/wordprocessingDrawing" xmlns:w10="urn:schemas-microsoft-com:office:word" xmlns:w="http://schemas.openxmlformats.org/wordprocessingml/2006/main" xmlns:w14="http://schemas.microsoft.com/office/word/2010/wordml" xmlns:w15="http://schemas.microsoft.com/office/word/2012/wordml" xmlns:w16cex="http://schemas.microsoft.com/office/word/2018/wordml/cex" xmlns:w16cid="http://schemas.microsoft.com/office/word/2016/wordml/cid" xmlns:w16="http://schemas.microsoft.com/office/word/2018/wordml" xmlns:w16du="http://schemas.microsoft.com/office/word/2023/wordml/word16du" xmlns:w16sdtdh="http://schemas.microsoft.com/office/word/2020/wordml/sdtdatahash" xmlns:w16sdtfl="http://schemas.microsoft.com/office/word/2024/wordml/sdtformatlock" xmlns:w16se="http://schemas.microsoft.com/office/word/2015/wordml/symex" xmlns:wpg="http://schemas.microsoft.com/office/word/2010/wordprocessingGroup" xmlns:wpi="http://schemas.microsoft.com/office/word/2010/wordprocessingInk" xmlns:wne="http://schemas.microsoft.com/office/word/2006/wordml" xmlns:wps="http://schemas.microsoft.com/office/word/2010/wordprocessingShape" mc:Ignorable="w14 w15 w16se w16cid w16 w16cex w16sdtdh w16sdtfl w16du wp14">
-  <w:abstractNum w:abstractNumId="0" w15:restartNumberingAfterBreak="0">
+<w:numbering xmlns:wpc="http://schemas.microsoft.com/office/word/2010/wordprocessingCanvas" xmlns:mc="http://schemas.openxmlformats.org/markup-compatibility/2006" xmlns:o="urn:schemas-microsoft-com:office:office" xmlns:r="http://schemas.openxmlformats.org/officeDocument/2006/relationships" xmlns:m="http://schemas.openxmlformats.org/officeDocument/2006/math" xmlns:v="urn:schemas-microsoft-com:vml" xmlns:wp14="http://schemas.microsoft.com/office/word/2010/wordprocessingDrawing" xmlns:wp="http://schemas.openxmlformats.org/drawingml/2006/wordprocessingDrawing" xmlns:w10="urn:schemas-microsoft-com:office:word" xmlns:w="http://schemas.openxmlformats.org/wordprocessingml/2006/main" xmlns:w14="http://schemas.microsoft.com/office/word/2010/wordml" xmlns:w15="http://schemas.microsoft.com/office/word/2012/wordml" xmlns:wpg="http://schemas.microsoft.com/office/word/2010/wordprocessingGroup" xmlns:wpi="http://schemas.microsoft.com/office/word/2010/wordprocessingInk" xmlns:wne="http://schemas.microsoft.com/office/word/2006/wordml" xmlns:wps="http://schemas.microsoft.com/office/word/2010/wordprocessingShape" mc:Ignorable="w14 w15 wp14">
+  <w:abstractNum w:abstractNumId="0">
     <w:nsid w:val="06521ABD"/>
     <w:multiLevelType w:val="multilevel"/>
     <w:tmpl w:val="F334988E"/>
@@ -6270,7 +8022,7 @@
       </w:pPr>
     </w:lvl>
   </w:abstractNum>
-  <w:abstractNum w:abstractNumId="1" w15:restartNumberingAfterBreak="0">
+  <w:abstractNum w:abstractNumId="1">
     <w:nsid w:val="0A5E5BCD"/>
     <w:multiLevelType w:val="multilevel"/>
     <w:tmpl w:val="3256577E"/>
@@ -6419,7 +8171,7 @@
       </w:rPr>
     </w:lvl>
   </w:abstractNum>
-  <w:abstractNum w:abstractNumId="2" w15:restartNumberingAfterBreak="0">
+  <w:abstractNum w:abstractNumId="2">
     <w:nsid w:val="0E977222"/>
     <w:multiLevelType w:val="hybridMultilevel"/>
     <w:tmpl w:val="C05297F4"/>
@@ -6532,7 +8284,7 @@
       </w:rPr>
     </w:lvl>
   </w:abstractNum>
-  <w:abstractNum w:abstractNumId="3" w15:restartNumberingAfterBreak="0">
+  <w:abstractNum w:abstractNumId="3">
     <w:nsid w:val="128F2BFC"/>
     <w:multiLevelType w:val="multilevel"/>
     <w:tmpl w:val="6AE072AA"/>
@@ -6681,7 +8433,7 @@
       </w:rPr>
     </w:lvl>
   </w:abstractNum>
-  <w:abstractNum w:abstractNumId="4" w15:restartNumberingAfterBreak="0">
+  <w:abstractNum w:abstractNumId="4">
     <w:nsid w:val="157605F3"/>
     <w:multiLevelType w:val="hybridMultilevel"/>
     <w:tmpl w:val="F17CA8D8"/>
@@ -6794,7 +8546,7 @@
       </w:rPr>
     </w:lvl>
   </w:abstractNum>
-  <w:abstractNum w:abstractNumId="5" w15:restartNumberingAfterBreak="0">
+  <w:abstractNum w:abstractNumId="5">
     <w:nsid w:val="21463297"/>
     <w:multiLevelType w:val="multilevel"/>
     <w:tmpl w:val="35EAB6D2"/>
@@ -6943,7 +8695,7 @@
       </w:rPr>
     </w:lvl>
   </w:abstractNum>
-  <w:abstractNum w:abstractNumId="6" w15:restartNumberingAfterBreak="0">
+  <w:abstractNum w:abstractNumId="6">
     <w:nsid w:val="262E6E86"/>
     <w:multiLevelType w:val="hybridMultilevel"/>
     <w:tmpl w:val="C7BC08C8"/>
@@ -7032,7 +8784,7 @@
       </w:pPr>
     </w:lvl>
   </w:abstractNum>
-  <w:abstractNum w:abstractNumId="7" w15:restartNumberingAfterBreak="0">
+  <w:abstractNum w:abstractNumId="7">
     <w:nsid w:val="3405593E"/>
     <w:multiLevelType w:val="hybridMultilevel"/>
     <w:tmpl w:val="ADB6AEFA"/>
@@ -7145,7 +8897,7 @@
       </w:rPr>
     </w:lvl>
   </w:abstractNum>
-  <w:abstractNum w:abstractNumId="8" w15:restartNumberingAfterBreak="0">
+  <w:abstractNum w:abstractNumId="8">
     <w:nsid w:val="380439C2"/>
     <w:multiLevelType w:val="multilevel"/>
     <w:tmpl w:val="FC86637E"/>
@@ -7294,7 +9046,7 @@
       </w:rPr>
     </w:lvl>
   </w:abstractNum>
-  <w:abstractNum w:abstractNumId="9" w15:restartNumberingAfterBreak="0">
+  <w:abstractNum w:abstractNumId="9">
     <w:nsid w:val="39D140CB"/>
     <w:multiLevelType w:val="multilevel"/>
     <w:tmpl w:val="F334988E"/>
@@ -7407,7 +9159,7 @@
       </w:pPr>
     </w:lvl>
   </w:abstractNum>
-  <w:abstractNum w:abstractNumId="10" w15:restartNumberingAfterBreak="0">
+  <w:abstractNum w:abstractNumId="10">
     <w:nsid w:val="400E107E"/>
     <w:multiLevelType w:val="hybridMultilevel"/>
     <w:tmpl w:val="B074BFD8"/>
@@ -7520,7 +9272,7 @@
       </w:rPr>
     </w:lvl>
   </w:abstractNum>
-  <w:abstractNum w:abstractNumId="11" w15:restartNumberingAfterBreak="0">
+  <w:abstractNum w:abstractNumId="11">
     <w:nsid w:val="40914EA4"/>
     <w:multiLevelType w:val="hybridMultilevel"/>
     <w:tmpl w:val="481492E6"/>
@@ -7633,7 +9385,7 @@
       </w:rPr>
     </w:lvl>
   </w:abstractNum>
-  <w:abstractNum w:abstractNumId="12" w15:restartNumberingAfterBreak="0">
+  <w:abstractNum w:abstractNumId="12">
     <w:nsid w:val="4931175C"/>
     <w:multiLevelType w:val="multilevel"/>
     <w:tmpl w:val="BEF8ACB8"/>
@@ -7782,7 +9534,7 @@
       </w:rPr>
     </w:lvl>
   </w:abstractNum>
-  <w:abstractNum w:abstractNumId="13" w15:restartNumberingAfterBreak="0">
+  <w:abstractNum w:abstractNumId="13">
     <w:nsid w:val="4E5A1451"/>
     <w:multiLevelType w:val="multilevel"/>
     <w:tmpl w:val="270203AC"/>
@@ -7931,7 +9683,7 @@
       </w:rPr>
     </w:lvl>
   </w:abstractNum>
-  <w:abstractNum w:abstractNumId="14" w15:restartNumberingAfterBreak="0">
+  <w:abstractNum w:abstractNumId="14">
     <w:nsid w:val="58626FDC"/>
     <w:multiLevelType w:val="hybridMultilevel"/>
     <w:tmpl w:val="2FD424EA"/>
@@ -8044,7 +9796,7 @@
       </w:rPr>
     </w:lvl>
   </w:abstractNum>
-  <w:abstractNum w:abstractNumId="15" w15:restartNumberingAfterBreak="0">
+  <w:abstractNum w:abstractNumId="15">
     <w:nsid w:val="59D75C67"/>
     <w:multiLevelType w:val="multilevel"/>
     <w:tmpl w:val="F334988E"/>
@@ -8157,7 +9909,7 @@
       </w:pPr>
     </w:lvl>
   </w:abstractNum>
-  <w:abstractNum w:abstractNumId="16" w15:restartNumberingAfterBreak="0">
+  <w:abstractNum w:abstractNumId="16">
     <w:nsid w:val="5A942EEF"/>
     <w:multiLevelType w:val="hybridMultilevel"/>
     <w:tmpl w:val="8670E6F2"/>
@@ -8270,7 +10022,7 @@
       </w:rPr>
     </w:lvl>
   </w:abstractNum>
-  <w:abstractNum w:abstractNumId="17" w15:restartNumberingAfterBreak="0">
+  <w:abstractNum w:abstractNumId="17">
     <w:nsid w:val="5AA24D1C"/>
     <w:multiLevelType w:val="hybridMultilevel"/>
     <w:tmpl w:val="02F00D54"/>
@@ -8383,7 +10135,7 @@
       </w:rPr>
     </w:lvl>
   </w:abstractNum>
-  <w:abstractNum w:abstractNumId="18" w15:restartNumberingAfterBreak="0">
+  <w:abstractNum w:abstractNumId="18">
     <w:nsid w:val="7E571AB2"/>
     <w:multiLevelType w:val="multilevel"/>
     <w:tmpl w:val="B672C4CA"/>
@@ -8532,68 +10284,68 @@
       </w:rPr>
     </w:lvl>
   </w:abstractNum>
-  <w:num w:numId="1" w16cid:durableId="1668434080">
+  <w:num w:numId="1">
     <w:abstractNumId w:val="3"/>
   </w:num>
-  <w:num w:numId="2" w16cid:durableId="1570506327">
+  <w:num w:numId="2">
     <w:abstractNumId w:val="6"/>
   </w:num>
-  <w:num w:numId="3" w16cid:durableId="1845584129">
+  <w:num w:numId="3">
     <w:abstractNumId w:val="5"/>
   </w:num>
-  <w:num w:numId="4" w16cid:durableId="1280993104">
+  <w:num w:numId="4">
     <w:abstractNumId w:val="11"/>
   </w:num>
-  <w:num w:numId="5" w16cid:durableId="852451994">
+  <w:num w:numId="5">
     <w:abstractNumId w:val="8"/>
   </w:num>
-  <w:num w:numId="6" w16cid:durableId="271743066">
+  <w:num w:numId="6">
     <w:abstractNumId w:val="18"/>
   </w:num>
-  <w:num w:numId="7" w16cid:durableId="351802203">
+  <w:num w:numId="7">
     <w:abstractNumId w:val="15"/>
   </w:num>
-  <w:num w:numId="8" w16cid:durableId="449477906">
+  <w:num w:numId="8">
     <w:abstractNumId w:val="13"/>
   </w:num>
-  <w:num w:numId="9" w16cid:durableId="1379357730">
+  <w:num w:numId="9">
     <w:abstractNumId w:val="12"/>
   </w:num>
-  <w:num w:numId="10" w16cid:durableId="1877623437">
+  <w:num w:numId="10">
     <w:abstractNumId w:val="1"/>
   </w:num>
-  <w:num w:numId="11" w16cid:durableId="730930044">
+  <w:num w:numId="11">
     <w:abstractNumId w:val="2"/>
   </w:num>
-  <w:num w:numId="12" w16cid:durableId="1675494928">
+  <w:num w:numId="12">
     <w:abstractNumId w:val="7"/>
   </w:num>
-  <w:num w:numId="13" w16cid:durableId="2010063452">
+  <w:num w:numId="13">
     <w:abstractNumId w:val="14"/>
   </w:num>
-  <w:num w:numId="14" w16cid:durableId="98842821">
+  <w:num w:numId="14">
     <w:abstractNumId w:val="4"/>
   </w:num>
-  <w:num w:numId="15" w16cid:durableId="2093307363">
+  <w:num w:numId="15">
     <w:abstractNumId w:val="10"/>
   </w:num>
-  <w:num w:numId="16" w16cid:durableId="180778048">
+  <w:num w:numId="16">
     <w:abstractNumId w:val="0"/>
   </w:num>
-  <w:num w:numId="17" w16cid:durableId="365102548">
+  <w:num w:numId="17">
     <w:abstractNumId w:val="9"/>
   </w:num>
-  <w:num w:numId="18" w16cid:durableId="776406531">
+  <w:num w:numId="18">
     <w:abstractNumId w:val="17"/>
   </w:num>
-  <w:num w:numId="19" w16cid:durableId="1458721472">
+  <w:num w:numId="19">
     <w:abstractNumId w:val="16"/>
   </w:num>
 </w:numbering>
 </file>
 
 <file path=word/styles.xml><?xml version="1.0" encoding="utf-8"?>
-<w:styles xmlns:mc="http://schemas.openxmlformats.org/markup-compatibility/2006" xmlns:r="http://schemas.openxmlformats.org/officeDocument/2006/relationships" xmlns:w="http://schemas.openxmlformats.org/wordprocessingml/2006/main" xmlns:w14="http://schemas.microsoft.com/office/word/2010/wordml" xmlns:w15="http://schemas.microsoft.com/office/word/2012/wordml" xmlns:w16cex="http://schemas.microsoft.com/office/word/2018/wordml/cex" xmlns:w16cid="http://schemas.microsoft.com/office/word/2016/wordml/cid" xmlns:w16="http://schemas.microsoft.com/office/word/2018/wordml" xmlns:w16du="http://schemas.microsoft.com/office/word/2023/wordml/word16du" xmlns:w16sdtdh="http://schemas.microsoft.com/office/word/2020/wordml/sdtdatahash" xmlns:w16sdtfl="http://schemas.microsoft.com/office/word/2024/wordml/sdtformatlock" xmlns:w16se="http://schemas.microsoft.com/office/word/2015/wordml/symex" mc:Ignorable="w14 w15 w16se w16cid w16 w16cex w16sdtdh w16sdtfl w16du">
+<w:styles xmlns:mc="http://schemas.openxmlformats.org/markup-compatibility/2006" xmlns:r="http://schemas.openxmlformats.org/officeDocument/2006/relationships" xmlns:w="http://schemas.openxmlformats.org/wordprocessingml/2006/main" xmlns:w14="http://schemas.microsoft.com/office/word/2010/wordml" xmlns:w15="http://schemas.microsoft.com/office/word/2012/wordml" mc:Ignorable="w14 w15">
   <w:docDefaults>
     <w:rPrDefault>
       <w:rPr>
@@ -8609,7 +10361,7 @@
       </w:pPr>
     </w:pPrDefault>
   </w:docDefaults>
-  <w:latentStyles w:defLockedState="0" w:defUIPriority="99" w:defSemiHidden="0" w:defUnhideWhenUsed="0" w:defQFormat="0" w:count="376">
+  <w:latentStyles w:defLockedState="0" w:defUIPriority="99" w:defSemiHidden="0" w:defUnhideWhenUsed="0" w:defQFormat="0" w:count="371">
     <w:lsdException w:name="Normal" w:uiPriority="0" w:qFormat="1"/>
     <w:lsdException w:name="heading 1" w:uiPriority="9" w:qFormat="1"/>
     <w:lsdException w:name="heading 2" w:semiHidden="1" w:uiPriority="9" w:unhideWhenUsed="1" w:qFormat="1"/>
@@ -8981,13 +10733,8 @@
     <w:lsdException w:name="List Table 5 Dark Accent 6" w:uiPriority="50"/>
     <w:lsdException w:name="List Table 6 Colorful Accent 6" w:uiPriority="51"/>
     <w:lsdException w:name="List Table 7 Colorful Accent 6" w:uiPriority="52"/>
-    <w:lsdException w:name="Mention" w:semiHidden="1" w:unhideWhenUsed="1"/>
-    <w:lsdException w:name="Smart Hyperlink" w:semiHidden="1" w:unhideWhenUsed="1"/>
-    <w:lsdException w:name="Hashtag" w:semiHidden="1" w:unhideWhenUsed="1"/>
-    <w:lsdException w:name="Unresolved Mention" w:semiHidden="1" w:unhideWhenUsed="1"/>
-    <w:lsdException w:name="Smart Link" w:semiHidden="1" w:unhideWhenUsed="1"/>
   </w:latentStyles>
-  <w:style w:type="paragraph" w:default="1" w:styleId="Normal">
+  <w:style w:type="paragraph" w:default="1" w:styleId="a">
     <w:name w:val="Normal"/>
     <w:qFormat/>
     <w:rsid w:val="00720602"/>
@@ -8998,13 +10745,13 @@
       <w:rFonts w:ascii="Times New Roman" w:hAnsi="Times New Roman"/>
     </w:rPr>
   </w:style>
-  <w:style w:type="character" w:default="1" w:styleId="DefaultParagraphFont">
+  <w:style w:type="character" w:default="1" w:styleId="a0">
     <w:name w:val="Default Paragraph Font"/>
     <w:uiPriority w:val="1"/>
     <w:semiHidden/>
     <w:unhideWhenUsed/>
   </w:style>
-  <w:style w:type="table" w:default="1" w:styleId="TableNormal">
+  <w:style w:type="table" w:default="1" w:styleId="a1">
     <w:name w:val="Normal Table"/>
     <w:uiPriority w:val="99"/>
     <w:semiHidden/>
@@ -9019,15 +10766,15 @@
       </w:tblCellMar>
     </w:tblPr>
   </w:style>
-  <w:style w:type="numbering" w:default="1" w:styleId="NoList">
+  <w:style w:type="numbering" w:default="1" w:styleId="a2">
     <w:name w:val="No List"/>
     <w:uiPriority w:val="99"/>
     <w:semiHidden/>
     <w:unhideWhenUsed/>
   </w:style>
-  <w:style w:type="character" w:customStyle="1" w:styleId="a">
+  <w:style w:type="character" w:customStyle="1" w:styleId="a3">
     <w:name w:val="Числовой стиль"/>
-    <w:basedOn w:val="DefaultParagraphFont"/>
+    <w:basedOn w:val="a0"/>
     <w:uiPriority w:val="1"/>
     <w:qFormat/>
     <w:rsid w:val="00D461AA"/>
@@ -9038,10 +10785,10 @@
       <w:lang w:val="ru-RU"/>
     </w:rPr>
   </w:style>
-  <w:style w:type="paragraph" w:customStyle="1" w:styleId="a0">
+  <w:style w:type="paragraph" w:customStyle="1" w:styleId="a4">
     <w:name w:val="Титульный стиль"/>
-    <w:basedOn w:val="Normal"/>
-    <w:next w:val="Normal"/>
+    <w:basedOn w:val="a"/>
+    <w:next w:val="a"/>
     <w:autoRedefine/>
     <w:qFormat/>
     <w:rsid w:val="00D461AA"/>
@@ -9057,10 +10804,10 @@
       <w:lang w:val="en-US"/>
     </w:rPr>
   </w:style>
-  <w:style w:type="paragraph" w:customStyle="1" w:styleId="a1">
+  <w:style w:type="paragraph" w:customStyle="1" w:styleId="a5">
     <w:name w:val="Заголовочный стиль"/>
-    <w:basedOn w:val="Normal"/>
-    <w:next w:val="a0"/>
+    <w:basedOn w:val="a"/>
+    <w:next w:val="a4"/>
     <w:autoRedefine/>
     <w:qFormat/>
     <w:rsid w:val="00D461AA"/>
@@ -9075,9 +10822,9 @@
       <w:lang w:val="en-US"/>
     </w:rPr>
   </w:style>
-  <w:style w:type="paragraph" w:customStyle="1" w:styleId="a2">
+  <w:style w:type="paragraph" w:customStyle="1" w:styleId="a6">
     <w:name w:val="Подвал"/>
-    <w:basedOn w:val="Normal"/>
+    <w:basedOn w:val="a"/>
     <w:autoRedefine/>
     <w:qFormat/>
     <w:rsid w:val="00D461AA"/>
@@ -9092,9 +10839,9 @@
       <w:lang w:val="en-US"/>
     </w:rPr>
   </w:style>
-  <w:style w:type="paragraph" w:customStyle="1" w:styleId="a3">
+  <w:style w:type="paragraph" w:customStyle="1" w:styleId="a7">
     <w:name w:val="Фантазия"/>
-    <w:basedOn w:val="Normal"/>
+    <w:basedOn w:val="a"/>
     <w:autoRedefine/>
     <w:qFormat/>
     <w:rsid w:val="00D461AA"/>
@@ -9109,9 +10856,9 @@
       <w:lang w:val="en-US"/>
     </w:rPr>
   </w:style>
-  <w:style w:type="character" w:styleId="Hyperlink">
+  <w:style w:type="character" w:styleId="a8">
     <w:name w:val="Hyperlink"/>
-    <w:basedOn w:val="DefaultParagraphFont"/>
+    <w:basedOn w:val="a0"/>
     <w:uiPriority w:val="99"/>
     <w:unhideWhenUsed/>
     <w:rsid w:val="00585AF8"/>
@@ -9120,9 +10867,9 @@
       <w:u w:val="single"/>
     </w:rPr>
   </w:style>
-  <w:style w:type="character" w:styleId="Emphasis">
+  <w:style w:type="character" w:styleId="a9">
     <w:name w:val="Emphasis"/>
-    <w:basedOn w:val="DefaultParagraphFont"/>
+    <w:basedOn w:val="a0"/>
     <w:uiPriority w:val="20"/>
     <w:qFormat/>
     <w:rsid w:val="00404142"/>
@@ -9131,9 +10878,9 @@
       <w:iCs/>
     </w:rPr>
   </w:style>
-  <w:style w:type="paragraph" w:styleId="ListParagraph">
+  <w:style w:type="paragraph" w:styleId="aa">
     <w:name w:val="List Paragraph"/>
-    <w:basedOn w:val="Normal"/>
+    <w:basedOn w:val="a"/>
     <w:uiPriority w:val="34"/>
     <w:qFormat/>
     <w:rsid w:val="00E64E46"/>
@@ -9142,15 +10889,16 @@
       <w:contextualSpacing/>
     </w:pPr>
   </w:style>
-  <w:style w:type="table" w:styleId="TableGrid">
+  <w:style w:type="table" w:styleId="ab">
     <w:name w:val="Table Grid"/>
-    <w:basedOn w:val="TableNormal"/>
+    <w:basedOn w:val="a1"/>
     <w:uiPriority w:val="39"/>
     <w:rsid w:val="00181982"/>
     <w:pPr>
       <w:spacing w:after="0" w:line="240" w:lineRule="auto"/>
     </w:pPr>
     <w:tblPr>
+      <w:tblInd w:w="0" w:type="dxa"/>
       <w:tblBorders>
         <w:top w:val="single" w:sz="4" w:space="0" w:color="auto"/>
         <w:left w:val="single" w:sz="4" w:space="0" w:color="auto"/>
@@ -9159,11 +10907,17 @@
         <w:insideH w:val="single" w:sz="4" w:space="0" w:color="auto"/>
         <w:insideV w:val="single" w:sz="4" w:space="0" w:color="auto"/>
       </w:tblBorders>
+      <w:tblCellMar>
+        <w:top w:w="0" w:type="dxa"/>
+        <w:left w:w="108" w:type="dxa"/>
+        <w:bottom w:w="0" w:type="dxa"/>
+        <w:right w:w="108" w:type="dxa"/>
+      </w:tblCellMar>
     </w:tblPr>
   </w:style>
-  <w:style w:type="character" w:styleId="UnresolvedMention">
+  <w:style w:type="character" w:customStyle="1" w:styleId="UnresolvedMention">
     <w:name w:val="Unresolved Mention"/>
-    <w:basedOn w:val="DefaultParagraphFont"/>
+    <w:basedOn w:val="a0"/>
     <w:uiPriority w:val="99"/>
     <w:semiHidden/>
     <w:unhideWhenUsed/>
@@ -9173,9 +10927,9 @@
       <w:shd w:val="clear" w:color="auto" w:fill="E1DFDD"/>
     </w:rPr>
   </w:style>
-  <w:style w:type="paragraph" w:styleId="NormalWeb">
+  <w:style w:type="paragraph" w:styleId="ac">
     <w:name w:val="Normal (Web)"/>
-    <w:basedOn w:val="Normal"/>
+    <w:basedOn w:val="a"/>
     <w:uiPriority w:val="99"/>
     <w:semiHidden/>
     <w:unhideWhenUsed/>
@@ -9186,9 +10940,9 @@
       <w:szCs w:val="24"/>
     </w:rPr>
   </w:style>
-  <w:style w:type="character" w:styleId="FollowedHyperlink">
+  <w:style w:type="character" w:styleId="ad">
     <w:name w:val="FollowedHyperlink"/>
-    <w:basedOn w:val="DefaultParagraphFont"/>
+    <w:basedOn w:val="a0"/>
     <w:uiPriority w:val="99"/>
     <w:semiHidden/>
     <w:unhideWhenUsed/>
@@ -9198,10 +10952,10 @@
       <w:u w:val="single"/>
     </w:rPr>
   </w:style>
-  <w:style w:type="paragraph" w:styleId="HTMLPreformatted">
+  <w:style w:type="paragraph" w:styleId="HTML">
     <w:name w:val="HTML Preformatted"/>
-    <w:basedOn w:val="Normal"/>
-    <w:link w:val="HTMLPreformattedChar"/>
+    <w:basedOn w:val="a"/>
+    <w:link w:val="HTML0"/>
     <w:uiPriority w:val="99"/>
     <w:semiHidden/>
     <w:unhideWhenUsed/>
@@ -9215,10 +10969,10 @@
       <w:szCs w:val="20"/>
     </w:rPr>
   </w:style>
-  <w:style w:type="character" w:customStyle="1" w:styleId="HTMLPreformattedChar">
-    <w:name w:val="HTML Preformatted Char"/>
-    <w:basedOn w:val="DefaultParagraphFont"/>
-    <w:link w:val="HTMLPreformatted"/>
+  <w:style w:type="character" w:customStyle="1" w:styleId="HTML0">
+    <w:name w:val="Стандартный HTML Знак"/>
+    <w:basedOn w:val="a0"/>
+    <w:link w:val="HTML"/>
     <w:uiPriority w:val="99"/>
     <w:semiHidden/>
     <w:rsid w:val="00A57E73"/>
